--- a/lecNote/01_python/0428_Linear Regression.docx
+++ b/lecNote/01_python/0428_Linear Regression.docx
@@ -1,6 +1,6 @@
 
 <file path=word/document.xml><?xml version="1.0" encoding="utf-8"?>
-<w:document xmlns:wpc="http://schemas.microsoft.com/office/word/2010/wordprocessingCanvas" xmlns:cx="http://schemas.microsoft.com/office/drawing/2014/chartex" xmlns:cx1="http://schemas.microsoft.com/office/drawing/2015/9/8/chartex" xmlns:cx2="http://schemas.microsoft.com/office/drawing/2015/10/21/chartex" xmlns:cx3="http://schemas.microsoft.com/office/drawing/2016/5/9/chartex" xmlns:cx4="http://schemas.microsoft.com/office/drawing/2016/5/10/chartex" xmlns:cx5="http://schemas.microsoft.com/office/drawing/2016/5/11/chartex" xmlns:cx6="http://schemas.microsoft.com/office/drawing/2016/5/12/chartex" xmlns:cx7="http://schemas.microsoft.com/office/drawing/2016/5/13/chartex" xmlns:cx8="http://schemas.microsoft.com/office/drawing/2016/5/14/chartex" xmlns:mc="http://schemas.openxmlformats.org/markup-compatibility/2006" xmlns:aink="http://schemas.microsoft.com/office/drawing/2016/ink" xmlns:am3d="http://schemas.microsoft.com/office/drawing/2017/model3d" xmlns:o="urn:schemas-microsoft-com:office:office" xmlns:oel="http://schemas.microsoft.com/office/2019/extlst" xmlns:r="http://schemas.openxmlformats.org/officeDocument/2006/relationships" xmlns:m="http://schemas.openxmlformats.org/officeDocument/2006/math" xmlns:v="urn:schemas-microsoft-com:vml" xmlns:wp14="http://schemas.microsoft.com/office/word/2010/wordprocessingDrawing" xmlns:wp="http://schemas.openxmlformats.org/drawingml/2006/wordprocessingDrawing" xmlns:w10="urn:schemas-microsoft-com:office:word" xmlns:w="http://schemas.openxmlformats.org/wordprocessingml/2006/main" xmlns:w14="http://schemas.microsoft.com/office/word/2010/wordml" xmlns:w15="http://schemas.microsoft.com/office/word/2012/wordml" xmlns:w16cex="http://schemas.microsoft.com/office/word/2018/wordml/cex" xmlns:w16cid="http://schemas.microsoft.com/office/word/2016/wordml/cid" xmlns:w16="http://schemas.microsoft.com/office/word/2018/wordml" xmlns:w16du="http://schemas.microsoft.com/office/word/2023/wordml/word16du" xmlns:w16sdtdh="http://schemas.microsoft.com/office/word/2020/wordml/sdtdatahash" xmlns:w16sdtfl="http://schemas.microsoft.com/office/word/2024/wordml/sdtformatlock" xmlns:w16se="http://schemas.microsoft.com/office/word/2015/wordml/symex" xmlns:wpg="http://schemas.microsoft.com/office/word/2010/wordprocessingGroup" xmlns:wpi="http://schemas.microsoft.com/office/word/2010/wordprocessingInk" xmlns:wne="http://schemas.microsoft.com/office/word/2006/wordml" xmlns:wps="http://schemas.microsoft.com/office/word/2010/wordprocessingShape" mc:Ignorable="w14 w15 w16se w16cid w16 w16cex w16sdtdh w16sdtfl w16du wp14">
+<w:document xmlns:wpc="http://schemas.microsoft.com/office/word/2010/wordprocessingCanvas" xmlns:cx="http://schemas.microsoft.com/office/drawing/2014/chartex" xmlns:mc="http://schemas.openxmlformats.org/markup-compatibility/2006" xmlns:o="urn:schemas-microsoft-com:office:office" xmlns:r="http://schemas.openxmlformats.org/officeDocument/2006/relationships" xmlns:m="http://schemas.openxmlformats.org/officeDocument/2006/math" xmlns:v="urn:schemas-microsoft-com:vml" xmlns:wp14="http://schemas.microsoft.com/office/word/2010/wordprocessingDrawing" xmlns:wp="http://schemas.openxmlformats.org/drawingml/2006/wordprocessingDrawing" xmlns:w10="urn:schemas-microsoft-com:office:word" xmlns:w="http://schemas.openxmlformats.org/wordprocessingml/2006/main" xmlns:w14="http://schemas.microsoft.com/office/word/2010/wordml" xmlns:w15="http://schemas.microsoft.com/office/word/2012/wordml" xmlns:w16se="http://schemas.microsoft.com/office/word/2015/wordml/symex" xmlns:wpg="http://schemas.microsoft.com/office/word/2010/wordprocessingGroup" xmlns:wpi="http://schemas.microsoft.com/office/word/2010/wordprocessingInk" xmlns:wne="http://schemas.microsoft.com/office/word/2006/wordml" xmlns:wps="http://schemas.microsoft.com/office/word/2010/wordprocessingShape" mc:Ignorable="w14 w15 w16se wp14">
   <w:body>
     <w:p>
       <w:pPr>
@@ -290,21 +290,7 @@
         <w:rPr>
           <w:rFonts w:hint="eastAsia"/>
         </w:rPr>
-        <w:t xml:space="preserve">의 </w:t>
-      </w:r>
-      <w:proofErr w:type="spellStart"/>
-      <w:r>
-        <w:rPr>
-          <w:rFonts w:hint="eastAsia"/>
-        </w:rPr>
-        <w:t>입력값을</w:t>
-      </w:r>
-      <w:proofErr w:type="spellEnd"/>
-      <w:r>
-        <w:rPr>
-          <w:rFonts w:hint="eastAsia"/>
-        </w:rPr>
-        <w:t xml:space="preserve"> 주면 결과를 예측한다.</w:t>
+        <w:t>의 입력값을 주면 결과를 예측한다.</w:t>
       </w:r>
     </w:p>
     <w:p>
@@ -323,45 +309,16 @@
           <w:color w:val="FF0000"/>
           <w:sz w:val="22"/>
         </w:rPr>
-        <w:t xml:space="preserve">H(x) = </w:t>
-      </w:r>
-      <w:proofErr w:type="spellStart"/>
-      <w:r>
-        <w:rPr>
+        <w:t>H(x) = wX + b (</w:t>
+      </w:r>
+      <w:r>
+        <w:rPr>
+          <w:rFonts w:hint="eastAsia"/>
           <w:b/>
           <w:color w:val="FF0000"/>
           <w:sz w:val="22"/>
         </w:rPr>
-        <w:t>wX</w:t>
-      </w:r>
-      <w:proofErr w:type="spellEnd"/>
-      <w:r>
-        <w:rPr>
-          <w:b/>
-          <w:color w:val="FF0000"/>
-          <w:sz w:val="22"/>
-        </w:rPr>
-        <w:t xml:space="preserve"> + b (</w:t>
-      </w:r>
-      <w:proofErr w:type="spellStart"/>
-      <w:r>
-        <w:rPr>
-          <w:rFonts w:hint="eastAsia"/>
-          <w:b/>
-          <w:color w:val="FF0000"/>
-          <w:sz w:val="22"/>
-        </w:rPr>
-        <w:t>단변량</w:t>
-      </w:r>
-      <w:proofErr w:type="spellEnd"/>
-      <w:r>
-        <w:rPr>
-          <w:rFonts w:hint="eastAsia"/>
-          <w:b/>
-          <w:color w:val="FF0000"/>
-          <w:sz w:val="22"/>
-        </w:rPr>
-        <w:t xml:space="preserve"> 회귀분석)</w:t>
+        <w:t>단변량 회귀분석)</w:t>
       </w:r>
     </w:p>
     <w:p>
@@ -563,7 +520,6 @@
         </w:rPr>
         <w:t xml:space="preserve">∙ </w:t>
       </w:r>
-      <w:proofErr w:type="spellStart"/>
       <w:r>
         <w:rPr>
           <w:rFonts w:eastAsiaTheme="minorHAnsi"/>
@@ -576,7 +532,6 @@
         </w:rPr>
         <w:t>b</w:t>
       </w:r>
-      <w:proofErr w:type="spellEnd"/>
       <w:r>
         <w:rPr>
           <w:rFonts w:eastAsiaTheme="minorHAnsi"/>
@@ -877,7 +832,6 @@
       <w:r>
         <w:t xml:space="preserve">  </w:t>
       </w:r>
-      <w:proofErr w:type="gramStart"/>
       <w:r>
         <w:rPr>
           <w:rFonts w:eastAsiaTheme="minorHAnsi"/>
@@ -893,7 +847,6 @@
         </w:rPr>
         <w:t>2</w:t>
       </w:r>
-      <w:proofErr w:type="gramEnd"/>
       <w:r>
         <w:t xml:space="preserve"> </w:t>
       </w:r>
@@ -1045,19 +998,11 @@
       <w:r>
         <w:t xml:space="preserve">=     </w:t>
       </w:r>
-      <w:proofErr w:type="spellStart"/>
-      <w:r>
-        <w:rPr>
-          <w:rFonts w:hint="eastAsia"/>
-        </w:rPr>
-        <w:t>역행렬</w:t>
-      </w:r>
-      <w:proofErr w:type="spellEnd"/>
-      <w:r>
-        <w:rPr>
-          <w:rFonts w:hint="eastAsia"/>
-        </w:rPr>
-        <w:t xml:space="preserve"> </w:t>
+      <w:r>
+        <w:rPr>
+          <w:rFonts w:hint="eastAsia"/>
+        </w:rPr>
+        <w:t xml:space="preserve">역행렬 </w:t>
       </w:r>
       <w:r>
         <w:rPr>
@@ -1098,7 +1043,6 @@
         </w:rPr>
         <w:t xml:space="preserve">∙ </w:t>
       </w:r>
-      <w:proofErr w:type="spellStart"/>
       <w:r>
         <w:rPr>
           <w:rFonts w:eastAsiaTheme="minorHAnsi"/>
@@ -1111,7 +1055,6 @@
         </w:rPr>
         <w:t>b</w:t>
       </w:r>
-      <w:proofErr w:type="spellEnd"/>
       <w:r>
         <w:rPr>
           <w:rFonts w:eastAsiaTheme="minorHAnsi"/>
@@ -1174,36 +1117,27 @@
         <w:rPr>
           <w:rFonts w:eastAsiaTheme="minorHAnsi"/>
         </w:rPr>
-        <w:t xml:space="preserve"> </w:t>
-      </w:r>
-      <w:proofErr w:type="gramStart"/>
+        <w:t xml:space="preserve"> ∙  </w:t>
+      </w:r>
+      <w:r>
+        <w:rPr>
+          <w:rFonts w:hint="eastAsia"/>
+        </w:rPr>
+        <w:t>X</w:t>
+      </w:r>
+      <w:r>
+        <w:t xml:space="preserve"> </w:t>
+      </w:r>
       <w:r>
         <w:rPr>
           <w:rFonts w:eastAsiaTheme="minorHAnsi"/>
         </w:rPr>
-        <w:t xml:space="preserve">∙  </w:t>
-      </w:r>
-      <w:r>
-        <w:rPr>
-          <w:rFonts w:hint="eastAsia"/>
-        </w:rPr>
-        <w:t>X</w:t>
-      </w:r>
-      <w:proofErr w:type="gramEnd"/>
-      <w:r>
-        <w:t xml:space="preserve"> </w:t>
+        <w:t xml:space="preserve">∙ </w:t>
       </w:r>
       <w:r>
         <w:rPr>
           <w:rFonts w:eastAsiaTheme="minorHAnsi"/>
         </w:rPr>
-        <w:t xml:space="preserve">∙ </w:t>
-      </w:r>
-      <w:proofErr w:type="spellStart"/>
-      <w:r>
-        <w:rPr>
-          <w:rFonts w:eastAsiaTheme="minorHAnsi"/>
-        </w:rPr>
         <w:t>w</w:t>
       </w:r>
       <w:r>
@@ -1212,7 +1146,6 @@
         </w:rPr>
         <w:t>b</w:t>
       </w:r>
-      <w:proofErr w:type="spellEnd"/>
       <w:r>
         <w:rPr>
           <w:rFonts w:eastAsiaTheme="minorHAnsi"/>
@@ -1254,14 +1187,7 @@
         <w:rPr>
           <w:rFonts w:eastAsiaTheme="minorHAnsi"/>
         </w:rPr>
-        <w:t xml:space="preserve"> </w:t>
-      </w:r>
-      <w:proofErr w:type="gramStart"/>
-      <w:r>
-        <w:rPr>
-          <w:rFonts w:eastAsiaTheme="minorHAnsi"/>
-        </w:rPr>
-        <w:t xml:space="preserve">∙  </w:t>
+        <w:t xml:space="preserve"> ∙  </w:t>
       </w:r>
       <w:r>
         <w:rPr>
@@ -1269,7 +1195,6 @@
         </w:rPr>
         <w:t>Y</w:t>
       </w:r>
-      <w:proofErr w:type="gramEnd"/>
     </w:p>
     <w:p>
       <w:pPr>
@@ -1281,7 +1206,6 @@
           <w:color w:val="FF0000"/>
         </w:rPr>
       </w:pPr>
-      <w:proofErr w:type="spellStart"/>
       <w:r>
         <w:rPr>
           <w:rFonts w:eastAsiaTheme="minorHAnsi"/>
@@ -1298,7 +1222,6 @@
         </w:rPr>
         <w:t>b</w:t>
       </w:r>
-      <w:proofErr w:type="spellEnd"/>
       <w:r>
         <w:rPr>
           <w:rFonts w:eastAsiaTheme="minorHAnsi"/>
@@ -1861,45 +1784,16 @@
           <w:color w:val="FF0000"/>
           <w:sz w:val="22"/>
         </w:rPr>
-        <w:t xml:space="preserve">H(x) = </w:t>
-      </w:r>
-      <w:proofErr w:type="spellStart"/>
-      <w:r>
-        <w:rPr>
+        <w:t>H(x) = wX + b (</w:t>
+      </w:r>
+      <w:r>
+        <w:rPr>
+          <w:rFonts w:hint="eastAsia"/>
           <w:b/>
           <w:color w:val="FF0000"/>
           <w:sz w:val="22"/>
         </w:rPr>
-        <w:t>wX</w:t>
-      </w:r>
-      <w:proofErr w:type="spellEnd"/>
-      <w:r>
-        <w:rPr>
-          <w:b/>
-          <w:color w:val="FF0000"/>
-          <w:sz w:val="22"/>
-        </w:rPr>
-        <w:t xml:space="preserve"> + b (</w:t>
-      </w:r>
-      <w:proofErr w:type="spellStart"/>
-      <w:r>
-        <w:rPr>
-          <w:rFonts w:hint="eastAsia"/>
-          <w:b/>
-          <w:color w:val="FF0000"/>
-          <w:sz w:val="22"/>
-        </w:rPr>
-        <w:t>단변량</w:t>
-      </w:r>
-      <w:proofErr w:type="spellEnd"/>
-      <w:r>
-        <w:rPr>
-          <w:rFonts w:hint="eastAsia"/>
-          <w:b/>
-          <w:color w:val="FF0000"/>
-          <w:sz w:val="22"/>
-        </w:rPr>
-        <w:t xml:space="preserve"> 회귀분석)</w:t>
+        <w:t>단변량 회귀분석)</w:t>
       </w:r>
     </w:p>
     <w:p>
@@ -2121,7 +2015,6 @@
         </w:rPr>
         <w:t xml:space="preserve">∙ </w:t>
       </w:r>
-      <w:proofErr w:type="spellStart"/>
       <w:r>
         <w:rPr>
           <w:rFonts w:eastAsiaTheme="minorHAnsi"/>
@@ -2134,7 +2027,6 @@
         </w:rPr>
         <w:t>b</w:t>
       </w:r>
-      <w:proofErr w:type="spellEnd"/>
       <w:r>
         <w:rPr>
           <w:rFonts w:eastAsiaTheme="minorHAnsi"/>
@@ -2558,7 +2450,6 @@
       <w:r>
         <w:t xml:space="preserve">  </w:t>
       </w:r>
-      <w:proofErr w:type="gramStart"/>
       <w:r>
         <w:rPr>
           <w:rFonts w:eastAsiaTheme="minorHAnsi"/>
@@ -2574,7 +2465,6 @@
         </w:rPr>
         <w:t>2</w:t>
       </w:r>
-      <w:proofErr w:type="gramEnd"/>
       <w:r>
         <w:t xml:space="preserve"> </w:t>
       </w:r>
@@ -2644,7 +2534,6 @@
         </w:rPr>
         <w:t xml:space="preserve">∙ </w:t>
       </w:r>
-      <w:proofErr w:type="spellStart"/>
       <w:r>
         <w:rPr>
           <w:rFonts w:eastAsiaTheme="minorHAnsi"/>
@@ -2657,7 +2546,6 @@
         </w:rPr>
         <w:t>b</w:t>
       </w:r>
-      <w:proofErr w:type="spellEnd"/>
       <w:r>
         <w:rPr>
           <w:rFonts w:eastAsiaTheme="minorHAnsi"/>
@@ -2697,7 +2585,6 @@
         </w:rPr>
         <w:t xml:space="preserve">(t(X)∙ </w:t>
       </w:r>
-      <w:proofErr w:type="gramStart"/>
       <w:r>
         <w:rPr>
           <w:rFonts w:hint="eastAsia"/>
@@ -2716,7 +2603,6 @@
         </w:rPr>
         <w:t>)</w:t>
       </w:r>
-      <w:proofErr w:type="gramEnd"/>
       <w:r>
         <w:rPr>
           <w:rFonts w:eastAsiaTheme="minorHAnsi" w:hint="eastAsia"/>
@@ -2728,21 +2614,46 @@
         <w:rPr>
           <w:rFonts w:eastAsiaTheme="minorHAnsi"/>
         </w:rPr>
-        <w:t xml:space="preserve"> </w:t>
-      </w:r>
-      <w:proofErr w:type="gramStart"/>
+        <w:t xml:space="preserve"> ∙  t(X) ∙ </w:t>
+      </w:r>
+      <w:r>
+        <w:rPr>
+          <w:rFonts w:hint="eastAsia"/>
+        </w:rPr>
+        <w:t>X</w:t>
+      </w:r>
+      <w:r>
+        <w:t xml:space="preserve"> </w:t>
+      </w:r>
       <w:r>
         <w:rPr>
           <w:rFonts w:eastAsiaTheme="minorHAnsi"/>
         </w:rPr>
-        <w:t>∙  t</w:t>
-      </w:r>
-      <w:proofErr w:type="gramEnd"/>
+        <w:t xml:space="preserve">∙ </w:t>
+      </w:r>
+      <w:r>
+        <w:rPr>
+          <w:rFonts w:eastAsiaTheme="minorHAnsi" w:hint="eastAsia"/>
+        </w:rPr>
+        <w:t>ab</w:t>
+      </w:r>
       <w:r>
         <w:rPr>
           <w:rFonts w:eastAsiaTheme="minorHAnsi"/>
         </w:rPr>
-        <w:t xml:space="preserve">(X) ∙ </w:t>
+        <w:t xml:space="preserve"> </w:t>
+      </w:r>
+      <w:r>
+        <w:rPr>
+          <w:rFonts w:eastAsiaTheme="minorHAnsi" w:hint="eastAsia"/>
+        </w:rPr>
+        <w:t>=</w:t>
+      </w:r>
+      <w:r>
+        <w:rPr>
+          <w:rFonts w:eastAsiaTheme="minorHAnsi"/>
+        </w:rPr>
+        <w:t xml:space="preserve"> (t(X)∙ </w:t>
       </w:r>
       <w:r>
         <w:rPr>
@@ -2751,58 +2662,17 @@
         <w:t>X</w:t>
       </w:r>
       <w:r>
-        <w:t xml:space="preserve"> </w:t>
-      </w:r>
-      <w:r>
         <w:rPr>
           <w:rFonts w:eastAsiaTheme="minorHAnsi"/>
         </w:rPr>
-        <w:t xml:space="preserve">∙ </w:t>
+        <w:t xml:space="preserve"> </w:t>
       </w:r>
       <w:r>
         <w:rPr>
           <w:rFonts w:eastAsiaTheme="minorHAnsi" w:hint="eastAsia"/>
         </w:rPr>
-        <w:t>ab</w:t>
-      </w:r>
-      <w:r>
-        <w:rPr>
-          <w:rFonts w:eastAsiaTheme="minorHAnsi"/>
-        </w:rPr>
-        <w:t xml:space="preserve"> </w:t>
-      </w:r>
-      <w:r>
-        <w:rPr>
-          <w:rFonts w:eastAsiaTheme="minorHAnsi" w:hint="eastAsia"/>
-        </w:rPr>
-        <w:t>=</w:t>
-      </w:r>
-      <w:r>
-        <w:rPr>
-          <w:rFonts w:eastAsiaTheme="minorHAnsi"/>
-        </w:rPr>
-        <w:t xml:space="preserve"> (t(X)∙ </w:t>
-      </w:r>
-      <w:proofErr w:type="gramStart"/>
-      <w:r>
-        <w:rPr>
-          <w:rFonts w:hint="eastAsia"/>
-        </w:rPr>
-        <w:t>X</w:t>
-      </w:r>
-      <w:r>
-        <w:rPr>
-          <w:rFonts w:eastAsiaTheme="minorHAnsi"/>
-        </w:rPr>
-        <w:t xml:space="preserve"> </w:t>
-      </w:r>
-      <w:r>
-        <w:rPr>
-          <w:rFonts w:eastAsiaTheme="minorHAnsi" w:hint="eastAsia"/>
-        </w:rPr>
         <w:t>)</w:t>
       </w:r>
-      <w:proofErr w:type="gramEnd"/>
       <w:r>
         <w:rPr>
           <w:rFonts w:eastAsiaTheme="minorHAnsi" w:hint="eastAsia"/>
@@ -2814,21 +2684,7 @@
         <w:rPr>
           <w:rFonts w:eastAsiaTheme="minorHAnsi"/>
         </w:rPr>
-        <w:t xml:space="preserve"> </w:t>
-      </w:r>
-      <w:proofErr w:type="gramStart"/>
-      <w:r>
-        <w:rPr>
-          <w:rFonts w:eastAsiaTheme="minorHAnsi"/>
-        </w:rPr>
-        <w:t>∙  t</w:t>
-      </w:r>
-      <w:proofErr w:type="gramEnd"/>
-      <w:r>
-        <w:rPr>
-          <w:rFonts w:eastAsiaTheme="minorHAnsi"/>
-        </w:rPr>
-        <w:t xml:space="preserve">(X) ∙ </w:t>
+        <w:t xml:space="preserve"> ∙  t(X) ∙ </w:t>
       </w:r>
       <w:r>
         <w:rPr>
@@ -2847,7 +2703,6 @@
           <w:color w:val="FF0000"/>
         </w:rPr>
       </w:pPr>
-      <w:proofErr w:type="spellStart"/>
       <w:r>
         <w:rPr>
           <w:rFonts w:eastAsiaTheme="minorHAnsi"/>
@@ -2864,7 +2719,6 @@
         </w:rPr>
         <w:t>b</w:t>
       </w:r>
-      <w:proofErr w:type="spellEnd"/>
       <w:r>
         <w:rPr>
           <w:rFonts w:eastAsiaTheme="minorHAnsi"/>
@@ -2889,7 +2743,6 @@
         </w:rPr>
         <w:t xml:space="preserve"> (t(X)∙ </w:t>
       </w:r>
-      <w:proofErr w:type="gramStart"/>
       <w:r>
         <w:rPr>
           <w:rFonts w:hint="eastAsia"/>
@@ -2914,7 +2767,6 @@
         </w:rPr>
         <w:t>)</w:t>
       </w:r>
-      <w:proofErr w:type="gramEnd"/>
       <w:r>
         <w:rPr>
           <w:rFonts w:eastAsiaTheme="minorHAnsi" w:hint="eastAsia"/>
@@ -2930,34 +2782,2222 @@
           <w:b/>
           <w:color w:val="FF0000"/>
         </w:rPr>
-        <w:t xml:space="preserve"> </w:t>
-      </w:r>
-      <w:proofErr w:type="gramStart"/>
+        <w:t xml:space="preserve"> ∙  t(X) ∙ </w:t>
+      </w:r>
+      <w:r>
+        <w:rPr>
+          <w:rFonts w:eastAsiaTheme="minorHAnsi" w:hint="eastAsia"/>
+          <w:b/>
+          <w:color w:val="FF0000"/>
+        </w:rPr>
+        <w:t>Y</w:t>
+      </w:r>
+    </w:p>
+    <w:p>
+      <w:pPr>
+        <w:spacing w:after="0"/>
+        <w:rPr>
+          <w:rFonts w:ascii="HY헤드라인M" w:eastAsia="HY헤드라인M"/>
+          <w:b/>
+          <w:sz w:val="36"/>
+          <w:szCs w:val="36"/>
+        </w:rPr>
+      </w:pPr>
+      <w:r>
+        <w:rPr>
+          <w:rFonts w:ascii="HY헤드라인M" w:eastAsia="HY헤드라인M" w:hint="eastAsia"/>
+          <w:b/>
+          <w:sz w:val="36"/>
+          <w:szCs w:val="36"/>
+        </w:rPr>
+        <w:lastRenderedPageBreak/>
+        <w:t xml:space="preserve">Multi Variable </w:t>
+      </w:r>
+      <w:r>
+        <w:rPr>
+          <w:rFonts w:ascii="HY헤드라인M" w:eastAsia="HY헤드라인M" w:hint="eastAsia"/>
+          <w:b/>
+          <w:sz w:val="36"/>
+          <w:szCs w:val="36"/>
+        </w:rPr>
+        <w:t>Linear Regression</w:t>
+      </w:r>
+    </w:p>
+    <w:p>
+      <w:pPr>
+        <w:spacing w:after="0"/>
+        <w:rPr>
+          <w:rFonts w:ascii="HY헤드라인M" w:eastAsia="HY헤드라인M"/>
+          <w:b/>
+          <w:sz w:val="36"/>
+          <w:szCs w:val="36"/>
+        </w:rPr>
+      </w:pPr>
+    </w:p>
+    <w:p>
+      <w:pPr>
+        <w:rPr>
+          <w:color w:val="000000" w:themeColor="text1"/>
+        </w:rPr>
+      </w:pPr>
+      <w:r>
+        <w:rPr>
+          <w:rFonts w:hint="eastAsia"/>
+          <w:color w:val="000000" w:themeColor="text1"/>
+        </w:rPr>
+        <w:t xml:space="preserve">목표 </w:t>
+      </w:r>
+      <w:r>
+        <w:rPr>
+          <w:color w:val="000000" w:themeColor="text1"/>
+        </w:rPr>
+        <w:t xml:space="preserve">; </w:t>
+      </w:r>
+      <w:r>
+        <w:rPr>
+          <w:rFonts w:hint="eastAsia"/>
+          <w:color w:val="000000" w:themeColor="text1"/>
+        </w:rPr>
+        <w:t xml:space="preserve">입력값이 다변량일 때의 </w:t>
+      </w:r>
+      <w:r>
+        <w:rPr>
+          <w:color w:val="000000" w:themeColor="text1"/>
+        </w:rPr>
+        <w:t>Linear Regression</w:t>
+      </w:r>
+    </w:p>
+    <w:p>
+      <w:pPr>
+        <w:pStyle w:val="a4"/>
+        <w:numPr>
+          <w:ilvl w:val="0"/>
+          <w:numId w:val="2"/>
+        </w:numPr>
+        <w:ind w:leftChars="0"/>
+      </w:pPr>
+      <w:r>
+        <w:rPr>
+          <w:rFonts w:hint="eastAsia"/>
+        </w:rPr>
+        <w:t>M</w:t>
+      </w:r>
+      <w:r>
+        <w:t xml:space="preserve">ulti-variable </w:t>
+      </w:r>
+      <w:r>
+        <w:rPr>
+          <w:rFonts w:hint="eastAsia"/>
+        </w:rPr>
+        <w:t>L</w:t>
+      </w:r>
+      <w:r>
+        <w:t>inear Regression</w:t>
+      </w:r>
+    </w:p>
+    <w:p>
+      <w:pPr>
+        <w:pStyle w:val="a4"/>
+        <w:ind w:leftChars="0" w:left="360"/>
+      </w:pPr>
+      <w:r>
+        <w:rPr>
+          <w:rFonts w:hint="eastAsia"/>
+        </w:rPr>
+        <w:t>L</w:t>
+      </w:r>
+      <w:r>
+        <w:t xml:space="preserve">inear System : Set of Equations </w:t>
+      </w:r>
+      <w:r>
+        <w:rPr>
+          <w:rFonts w:hint="eastAsia"/>
+        </w:rPr>
+        <w:t xml:space="preserve">연립방정식의 </w:t>
+      </w:r>
+      <w:r>
+        <w:rPr>
+          <w:rFonts w:hint="eastAsia"/>
+        </w:rPr>
+        <w:t>집합</w:t>
+      </w:r>
+    </w:p>
+    <w:tbl>
+      <w:tblPr>
+        <w:tblStyle w:val="a3"/>
+        <w:tblW w:w="0" w:type="auto"/>
+        <w:tblInd w:w="360" w:type="dxa"/>
+        <w:tblLook w:val="04A0" w:firstRow="1" w:lastRow="0" w:firstColumn="1" w:lastColumn="0" w:noHBand="0" w:noVBand="1"/>
+      </w:tblPr>
+      <w:tblGrid>
+        <w:gridCol w:w="2167"/>
+        <w:gridCol w:w="2155"/>
+        <w:gridCol w:w="2155"/>
+        <w:gridCol w:w="2179"/>
+      </w:tblGrid>
+      <w:tr>
+        <w:trPr>
+          <w:trHeight w:val="133"/>
+        </w:trPr>
+        <w:tc>
+          <w:tcPr>
+            <w:tcW w:w="2167" w:type="dxa"/>
+          </w:tcPr>
+          <w:p>
+            <w:pPr>
+              <w:pStyle w:val="a4"/>
+              <w:spacing w:after="0" w:line="240" w:lineRule="auto"/>
+              <w:ind w:leftChars="0" w:left="0"/>
+              <w:jc w:val="center"/>
+            </w:pPr>
+            <w:r>
+              <w:t>X</w:t>
+            </w:r>
+            <w:r>
+              <w:rPr>
+                <w:vertAlign w:val="subscript"/>
+              </w:rPr>
+              <w:t>1</w:t>
+            </w:r>
+          </w:p>
+        </w:tc>
+        <w:tc>
+          <w:tcPr>
+            <w:tcW w:w="2155" w:type="dxa"/>
+          </w:tcPr>
+          <w:p>
+            <w:pPr>
+              <w:pStyle w:val="a4"/>
+              <w:spacing w:after="0" w:line="240" w:lineRule="auto"/>
+              <w:ind w:leftChars="0" w:left="0"/>
+              <w:jc w:val="center"/>
+            </w:pPr>
+            <w:r>
+              <w:t>X</w:t>
+            </w:r>
+            <w:r>
+              <w:rPr>
+                <w:vertAlign w:val="subscript"/>
+              </w:rPr>
+              <w:t>2</w:t>
+            </w:r>
+          </w:p>
+        </w:tc>
+        <w:tc>
+          <w:tcPr>
+            <w:tcW w:w="2155" w:type="dxa"/>
+          </w:tcPr>
+          <w:p>
+            <w:pPr>
+              <w:pStyle w:val="a4"/>
+              <w:spacing w:after="0" w:line="240" w:lineRule="auto"/>
+              <w:ind w:leftChars="0" w:left="0"/>
+              <w:jc w:val="center"/>
+            </w:pPr>
+            <w:r>
+              <w:t>X</w:t>
+            </w:r>
+            <w:r>
+              <w:rPr>
+                <w:vertAlign w:val="subscript"/>
+              </w:rPr>
+              <w:t>3</w:t>
+            </w:r>
+          </w:p>
+        </w:tc>
+        <w:tc>
+          <w:tcPr>
+            <w:tcW w:w="2179" w:type="dxa"/>
+          </w:tcPr>
+          <w:p>
+            <w:pPr>
+              <w:pStyle w:val="a4"/>
+              <w:spacing w:after="0" w:line="240" w:lineRule="auto"/>
+              <w:ind w:leftChars="0" w:left="0"/>
+              <w:jc w:val="center"/>
+            </w:pPr>
+            <w:r>
+              <w:rPr>
+                <w:rFonts w:hint="eastAsia"/>
+              </w:rPr>
+              <w:t>Y</w:t>
+            </w:r>
+            <w:r>
+              <w:rPr>
+                <w:rFonts w:hint="eastAsia"/>
+              </w:rPr>
+              <w:t>(</w:t>
+            </w:r>
+            <w:r>
+              <w:rPr>
+                <w:rFonts w:hint="eastAsia"/>
+              </w:rPr>
+              <w:t>수명</w:t>
+            </w:r>
+            <w:r>
+              <w:rPr>
+                <w:rFonts w:hint="eastAsia"/>
+              </w:rPr>
+              <w:t>)</w:t>
+            </w:r>
+          </w:p>
+        </w:tc>
+      </w:tr>
+      <w:tr>
+        <w:trPr>
+          <w:trHeight w:val="130"/>
+        </w:trPr>
+        <w:tc>
+          <w:tcPr>
+            <w:tcW w:w="2167" w:type="dxa"/>
+          </w:tcPr>
+          <w:p>
+            <w:pPr>
+              <w:pStyle w:val="a4"/>
+              <w:spacing w:after="0" w:line="240" w:lineRule="auto"/>
+              <w:ind w:leftChars="0" w:left="0"/>
+              <w:jc w:val="center"/>
+            </w:pPr>
+            <w:r>
+              <w:t xml:space="preserve">60 </w:t>
+            </w:r>
+            <w:r>
+              <w:rPr>
+                <w:rFonts w:hint="eastAsia"/>
+              </w:rPr>
+              <w:t>kg</w:t>
+            </w:r>
+          </w:p>
+        </w:tc>
+        <w:tc>
+          <w:tcPr>
+            <w:tcW w:w="2155" w:type="dxa"/>
+          </w:tcPr>
+          <w:p>
+            <w:pPr>
+              <w:pStyle w:val="a4"/>
+              <w:spacing w:after="0" w:line="240" w:lineRule="auto"/>
+              <w:ind w:leftChars="0" w:left="0"/>
+              <w:jc w:val="center"/>
+            </w:pPr>
+            <w:r>
+              <w:t>5.5 f</w:t>
+            </w:r>
+            <w:r>
+              <w:rPr>
+                <w:rFonts w:hint="eastAsia"/>
+              </w:rPr>
+              <w:t>t</w:t>
+            </w:r>
+          </w:p>
+        </w:tc>
+        <w:tc>
+          <w:tcPr>
+            <w:tcW w:w="2155" w:type="dxa"/>
+          </w:tcPr>
+          <w:p>
+            <w:pPr>
+              <w:pStyle w:val="a4"/>
+              <w:spacing w:after="0" w:line="240" w:lineRule="auto"/>
+              <w:ind w:leftChars="0" w:left="0"/>
+              <w:jc w:val="center"/>
+            </w:pPr>
+            <w:r>
+              <w:t>Yes(1)</w:t>
+            </w:r>
+          </w:p>
+        </w:tc>
+        <w:tc>
+          <w:tcPr>
+            <w:tcW w:w="2179" w:type="dxa"/>
+          </w:tcPr>
+          <w:p>
+            <w:pPr>
+              <w:pStyle w:val="a4"/>
+              <w:spacing w:after="0" w:line="240" w:lineRule="auto"/>
+              <w:ind w:leftChars="0" w:left="0"/>
+              <w:jc w:val="center"/>
+            </w:pPr>
+            <w:r>
+              <w:t>66</w:t>
+            </w:r>
+          </w:p>
+        </w:tc>
+      </w:tr>
+      <w:tr>
+        <w:trPr>
+          <w:trHeight w:val="133"/>
+        </w:trPr>
+        <w:tc>
+          <w:tcPr>
+            <w:tcW w:w="2167" w:type="dxa"/>
+          </w:tcPr>
+          <w:p>
+            <w:pPr>
+              <w:pStyle w:val="a4"/>
+              <w:spacing w:after="0" w:line="240" w:lineRule="auto"/>
+              <w:ind w:leftChars="0" w:left="0"/>
+              <w:jc w:val="center"/>
+            </w:pPr>
+            <w:r>
+              <w:t>65 kg</w:t>
+            </w:r>
+          </w:p>
+        </w:tc>
+        <w:tc>
+          <w:tcPr>
+            <w:tcW w:w="2155" w:type="dxa"/>
+          </w:tcPr>
+          <w:p>
+            <w:pPr>
+              <w:pStyle w:val="a4"/>
+              <w:spacing w:after="0" w:line="240" w:lineRule="auto"/>
+              <w:ind w:leftChars="0" w:left="0"/>
+              <w:jc w:val="center"/>
+            </w:pPr>
+            <w:r>
+              <w:rPr>
+                <w:rFonts w:hint="eastAsia"/>
+              </w:rPr>
+              <w:t>5.0 ft</w:t>
+            </w:r>
+          </w:p>
+        </w:tc>
+        <w:tc>
+          <w:tcPr>
+            <w:tcW w:w="2155" w:type="dxa"/>
+          </w:tcPr>
+          <w:p>
+            <w:pPr>
+              <w:pStyle w:val="a4"/>
+              <w:spacing w:after="0" w:line="240" w:lineRule="auto"/>
+              <w:ind w:leftChars="0" w:left="0"/>
+              <w:jc w:val="center"/>
+            </w:pPr>
+            <w:r>
+              <w:rPr>
+                <w:rFonts w:hint="eastAsia"/>
+              </w:rPr>
+              <w:t>No(0)</w:t>
+            </w:r>
+          </w:p>
+        </w:tc>
+        <w:tc>
+          <w:tcPr>
+            <w:tcW w:w="2179" w:type="dxa"/>
+          </w:tcPr>
+          <w:p>
+            <w:pPr>
+              <w:pStyle w:val="a4"/>
+              <w:spacing w:after="0" w:line="240" w:lineRule="auto"/>
+              <w:ind w:leftChars="0" w:left="0"/>
+              <w:jc w:val="center"/>
+            </w:pPr>
+            <w:r>
+              <w:rPr>
+                <w:rFonts w:hint="eastAsia"/>
+              </w:rPr>
+              <w:t>74</w:t>
+            </w:r>
+          </w:p>
+        </w:tc>
+      </w:tr>
+      <w:tr>
+        <w:trPr>
+          <w:trHeight w:val="130"/>
+        </w:trPr>
+        <w:tc>
+          <w:tcPr>
+            <w:tcW w:w="2167" w:type="dxa"/>
+          </w:tcPr>
+          <w:p>
+            <w:pPr>
+              <w:pStyle w:val="a4"/>
+              <w:spacing w:after="0" w:line="240" w:lineRule="auto"/>
+              <w:ind w:leftChars="0" w:left="0"/>
+              <w:jc w:val="center"/>
+            </w:pPr>
+            <w:r>
+              <w:rPr>
+                <w:rFonts w:hint="eastAsia"/>
+              </w:rPr>
+              <w:t>55 kg</w:t>
+            </w:r>
+          </w:p>
+        </w:tc>
+        <w:tc>
+          <w:tcPr>
+            <w:tcW w:w="2155" w:type="dxa"/>
+          </w:tcPr>
+          <w:p>
+            <w:pPr>
+              <w:pStyle w:val="a4"/>
+              <w:spacing w:after="0" w:line="240" w:lineRule="auto"/>
+              <w:ind w:leftChars="0" w:left="0"/>
+              <w:jc w:val="center"/>
+            </w:pPr>
+            <w:r>
+              <w:t>6.0 ft</w:t>
+            </w:r>
+          </w:p>
+        </w:tc>
+        <w:tc>
+          <w:tcPr>
+            <w:tcW w:w="2155" w:type="dxa"/>
+          </w:tcPr>
+          <w:p>
+            <w:pPr>
+              <w:pStyle w:val="a4"/>
+              <w:spacing w:after="0" w:line="240" w:lineRule="auto"/>
+              <w:ind w:leftChars="0" w:left="0"/>
+              <w:jc w:val="center"/>
+            </w:pPr>
+            <w:r>
+              <w:t>Yes(1)</w:t>
+            </w:r>
+          </w:p>
+        </w:tc>
+        <w:tc>
+          <w:tcPr>
+            <w:tcW w:w="2179" w:type="dxa"/>
+          </w:tcPr>
+          <w:p>
+            <w:pPr>
+              <w:pStyle w:val="a4"/>
+              <w:spacing w:after="0" w:line="240" w:lineRule="auto"/>
+              <w:ind w:leftChars="0" w:left="0"/>
+              <w:jc w:val="center"/>
+            </w:pPr>
+            <w:r>
+              <w:rPr>
+                <w:rFonts w:hint="eastAsia"/>
+              </w:rPr>
+              <w:t>78</w:t>
+            </w:r>
+          </w:p>
+        </w:tc>
+      </w:tr>
+      <w:tr>
+        <w:trPr>
+          <w:trHeight w:val="130"/>
+        </w:trPr>
+        <w:tc>
+          <w:tcPr>
+            <w:tcW w:w="2167" w:type="dxa"/>
+          </w:tcPr>
+          <w:p>
+            <w:pPr>
+              <w:pStyle w:val="a4"/>
+              <w:spacing w:after="0" w:line="240" w:lineRule="auto"/>
+              <w:ind w:leftChars="0" w:left="0"/>
+              <w:jc w:val="center"/>
+            </w:pPr>
+            <w:r>
+              <w:rPr>
+                <w:rFonts w:hint="eastAsia"/>
+              </w:rPr>
+              <w:t>8</w:t>
+            </w:r>
+            <w:r>
+              <w:t>0 kg</w:t>
+            </w:r>
+          </w:p>
+        </w:tc>
+        <w:tc>
+          <w:tcPr>
+            <w:tcW w:w="2155" w:type="dxa"/>
+          </w:tcPr>
+          <w:p>
+            <w:pPr>
+              <w:pStyle w:val="a4"/>
+              <w:spacing w:after="0" w:line="240" w:lineRule="auto"/>
+              <w:ind w:leftChars="0" w:left="0"/>
+              <w:jc w:val="center"/>
+            </w:pPr>
+            <w:r>
+              <w:t xml:space="preserve">6.5 </w:t>
+            </w:r>
+            <w:r>
+              <w:rPr>
+                <w:rFonts w:hint="eastAsia"/>
+              </w:rPr>
+              <w:t>ft</w:t>
+            </w:r>
+          </w:p>
+        </w:tc>
+        <w:tc>
+          <w:tcPr>
+            <w:tcW w:w="2155" w:type="dxa"/>
+          </w:tcPr>
+          <w:p>
+            <w:pPr>
+              <w:pStyle w:val="a4"/>
+              <w:spacing w:after="0" w:line="240" w:lineRule="auto"/>
+              <w:ind w:leftChars="0" w:left="0"/>
+              <w:jc w:val="center"/>
+            </w:pPr>
+            <w:r>
+              <w:rPr>
+                <w:rFonts w:hint="eastAsia"/>
+              </w:rPr>
+              <w:t>No(0)</w:t>
+            </w:r>
+          </w:p>
+        </w:tc>
+        <w:tc>
+          <w:tcPr>
+            <w:tcW w:w="2179" w:type="dxa"/>
+          </w:tcPr>
+          <w:p>
+            <w:pPr>
+              <w:pStyle w:val="a4"/>
+              <w:spacing w:after="0" w:line="240" w:lineRule="auto"/>
+              <w:ind w:leftChars="0" w:left="0"/>
+              <w:jc w:val="center"/>
+            </w:pPr>
+            <w:r>
+              <w:rPr>
+                <w:rFonts w:hint="eastAsia"/>
+              </w:rPr>
+              <w:t>?</w:t>
+            </w:r>
+          </w:p>
+        </w:tc>
+      </w:tr>
+    </w:tbl>
+    <w:p>
+      <w:pPr>
+        <w:pStyle w:val="a4"/>
+        <w:ind w:leftChars="0" w:left="360"/>
+      </w:pPr>
+      <w:r>
+        <w:t xml:space="preserve">위의 </w:t>
+      </w:r>
+      <w:r>
+        <w:rPr>
+          <w:rFonts w:hint="eastAsia"/>
+        </w:rPr>
+        <w:t>training data를 이용하여 학습을 하여 모델(r</w:t>
+      </w:r>
+      <w:r>
+        <w:t>egression)</w:t>
+      </w:r>
+      <w:r>
+        <w:rPr>
+          <w:rFonts w:hint="eastAsia"/>
+        </w:rPr>
+        <w:t>을 만든 후,</w:t>
+      </w:r>
+      <w:r>
+        <w:t xml:space="preserve"> test data</w:t>
+      </w:r>
+      <w:r>
+        <w:rPr>
+          <w:rFonts w:hint="eastAsia"/>
+        </w:rPr>
+        <w:t>의 입력값을 주면 결과를 예측한다.</w:t>
+      </w:r>
+    </w:p>
+    <w:p>
+      <w:pPr>
+        <w:pStyle w:val="a4"/>
+        <w:ind w:leftChars="0" w:left="360"/>
+        <w:rPr>
+          <w:b/>
+          <w:color w:val="FF0000"/>
+          <w:sz w:val="22"/>
+        </w:rPr>
+      </w:pPr>
+      <w:r>
+        <w:rPr>
+          <w:b/>
+          <w:color w:val="FF0000"/>
+          <w:sz w:val="22"/>
+        </w:rPr>
+        <w:t>H(x) = wX + b (</w:t>
+      </w:r>
+      <w:r>
+        <w:rPr>
+          <w:rFonts w:hint="eastAsia"/>
+          <w:b/>
+          <w:color w:val="FF0000"/>
+          <w:sz w:val="22"/>
+        </w:rPr>
+        <w:t>단변량 회귀분석)</w:t>
+      </w:r>
+    </w:p>
+    <w:p>
+      <w:pPr>
+        <w:pStyle w:val="a4"/>
+        <w:ind w:leftChars="0" w:left="360"/>
+        <w:rPr>
+          <w:b/>
+          <w:color w:val="FF0000"/>
+          <w:sz w:val="22"/>
+        </w:rPr>
+      </w:pPr>
+      <w:r>
+        <w:rPr>
+          <w:b/>
+          <w:color w:val="FF0000"/>
+          <w:sz w:val="22"/>
+        </w:rPr>
+        <w:t>H(x</w:t>
+      </w:r>
+      <w:r>
+        <w:rPr>
+          <w:b/>
+          <w:color w:val="FF0000"/>
+          <w:sz w:val="22"/>
+          <w:vertAlign w:val="subscript"/>
+        </w:rPr>
+        <w:t xml:space="preserve">1, </w:t>
+      </w:r>
+      <w:r>
+        <w:rPr>
+          <w:b/>
+          <w:color w:val="FF0000"/>
+          <w:sz w:val="22"/>
+        </w:rPr>
+        <w:t>x</w:t>
+      </w:r>
+      <w:r>
+        <w:rPr>
+          <w:b/>
+          <w:color w:val="FF0000"/>
+          <w:sz w:val="22"/>
+          <w:vertAlign w:val="subscript"/>
+        </w:rPr>
+        <w:t xml:space="preserve">2, </w:t>
+      </w:r>
+      <w:r>
+        <w:rPr>
+          <w:b/>
+          <w:color w:val="FF0000"/>
+          <w:sz w:val="22"/>
+        </w:rPr>
+        <w:t>x</w:t>
+      </w:r>
+      <w:r>
+        <w:rPr>
+          <w:b/>
+          <w:color w:val="FF0000"/>
+          <w:sz w:val="22"/>
+          <w:vertAlign w:val="subscript"/>
+        </w:rPr>
+        <w:t>3</w:t>
+      </w:r>
+      <w:r>
+        <w:rPr>
+          <w:b/>
+          <w:color w:val="FF0000"/>
+          <w:sz w:val="22"/>
+        </w:rPr>
+        <w:t xml:space="preserve">) = </w:t>
+      </w:r>
+      <w:r>
+        <w:rPr>
+          <w:rFonts w:hint="eastAsia"/>
+          <w:b/>
+          <w:color w:val="FF0000"/>
+          <w:sz w:val="22"/>
+        </w:rPr>
+        <w:t>w</w:t>
+      </w:r>
+      <w:r>
+        <w:rPr>
+          <w:b/>
+          <w:color w:val="FF0000"/>
+          <w:sz w:val="22"/>
+          <w:vertAlign w:val="subscript"/>
+        </w:rPr>
+        <w:t>1</w:t>
+      </w:r>
+      <w:r>
+        <w:rPr>
+          <w:b/>
+          <w:color w:val="FF0000"/>
+          <w:sz w:val="22"/>
+        </w:rPr>
+        <w:t xml:space="preserve"> x</w:t>
+      </w:r>
+      <w:r>
+        <w:rPr>
+          <w:b/>
+          <w:color w:val="FF0000"/>
+          <w:sz w:val="22"/>
+          <w:vertAlign w:val="subscript"/>
+        </w:rPr>
+        <w:t>1</w:t>
+      </w:r>
+      <w:r>
+        <w:rPr>
+          <w:b/>
+          <w:color w:val="FF0000"/>
+          <w:sz w:val="22"/>
+        </w:rPr>
+        <w:t xml:space="preserve"> + </w:t>
+      </w:r>
+      <w:r>
+        <w:rPr>
+          <w:rFonts w:hint="eastAsia"/>
+          <w:b/>
+          <w:color w:val="FF0000"/>
+          <w:sz w:val="22"/>
+        </w:rPr>
+        <w:t>w</w:t>
+      </w:r>
+      <w:r>
+        <w:rPr>
+          <w:b/>
+          <w:color w:val="FF0000"/>
+          <w:sz w:val="22"/>
+          <w:vertAlign w:val="subscript"/>
+        </w:rPr>
+        <w:t>2</w:t>
+      </w:r>
+      <w:r>
+        <w:rPr>
+          <w:b/>
+          <w:color w:val="FF0000"/>
+          <w:sz w:val="22"/>
+        </w:rPr>
+        <w:t xml:space="preserve"> x</w:t>
+      </w:r>
+      <w:r>
+        <w:rPr>
+          <w:b/>
+          <w:color w:val="FF0000"/>
+          <w:sz w:val="22"/>
+          <w:vertAlign w:val="subscript"/>
+        </w:rPr>
+        <w:t xml:space="preserve">2 + </w:t>
+      </w:r>
+      <w:r>
+        <w:rPr>
+          <w:rFonts w:hint="eastAsia"/>
+          <w:b/>
+          <w:color w:val="FF0000"/>
+          <w:sz w:val="22"/>
+        </w:rPr>
+        <w:t>w</w:t>
+      </w:r>
+      <w:r>
+        <w:rPr>
+          <w:b/>
+          <w:color w:val="FF0000"/>
+          <w:sz w:val="22"/>
+          <w:vertAlign w:val="subscript"/>
+        </w:rPr>
+        <w:t>3</w:t>
+      </w:r>
+      <w:r>
+        <w:rPr>
+          <w:b/>
+          <w:color w:val="FF0000"/>
+          <w:sz w:val="22"/>
+        </w:rPr>
+        <w:t xml:space="preserve"> x</w:t>
+      </w:r>
+      <w:r>
+        <w:rPr>
+          <w:b/>
+          <w:color w:val="FF0000"/>
+          <w:sz w:val="22"/>
+          <w:vertAlign w:val="subscript"/>
+        </w:rPr>
+        <w:t xml:space="preserve">3 </w:t>
+      </w:r>
+      <w:r>
+        <w:rPr>
+          <w:b/>
+          <w:color w:val="FF0000"/>
+          <w:sz w:val="22"/>
+        </w:rPr>
+        <w:t>+ b (</w:t>
+      </w:r>
+      <w:r>
+        <w:rPr>
+          <w:rFonts w:hint="eastAsia"/>
+          <w:b/>
+          <w:color w:val="FF0000"/>
+          <w:sz w:val="22"/>
+        </w:rPr>
+        <w:t>다변량 회귀분석)</w:t>
+      </w:r>
+    </w:p>
+    <w:p>
+      <w:pPr>
+        <w:pStyle w:val="a4"/>
+        <w:ind w:leftChars="0" w:left="360"/>
+        <w:rPr>
+          <w:sz w:val="24"/>
+        </w:rPr>
+      </w:pPr>
+      <w:r>
+        <w:rPr>
+          <w:sz w:val="24"/>
+        </w:rPr>
+        <w:t>60*</w:t>
+      </w:r>
+      <w:r>
+        <w:rPr>
+          <w:rFonts w:hint="eastAsia"/>
+          <w:sz w:val="24"/>
+        </w:rPr>
+        <w:t>w</w:t>
+      </w:r>
+      <w:r>
+        <w:rPr>
+          <w:sz w:val="24"/>
+          <w:vertAlign w:val="subscript"/>
+        </w:rPr>
+        <w:t>1</w:t>
+      </w:r>
+      <w:r>
+        <w:rPr>
+          <w:sz w:val="24"/>
+        </w:rPr>
+        <w:t xml:space="preserve"> + 5.5</w:t>
+      </w:r>
       <w:r>
         <w:rPr>
           <w:rFonts w:eastAsiaTheme="minorHAnsi"/>
-          <w:b/>
-          <w:color w:val="FF0000"/>
-        </w:rPr>
-        <w:t>∙  t</w:t>
-      </w:r>
-      <w:proofErr w:type="gramEnd"/>
+          <w:sz w:val="24"/>
+        </w:rPr>
+        <w:t>*</w:t>
+      </w:r>
+      <w:r>
+        <w:rPr>
+          <w:rFonts w:hint="eastAsia"/>
+          <w:sz w:val="24"/>
+        </w:rPr>
+        <w:t>w</w:t>
+      </w:r>
+      <w:r>
+        <w:rPr>
+          <w:sz w:val="24"/>
+          <w:vertAlign w:val="subscript"/>
+        </w:rPr>
+        <w:t xml:space="preserve">2 </w:t>
+      </w:r>
+      <w:r>
+        <w:rPr>
+          <w:sz w:val="24"/>
+        </w:rPr>
+        <w:t>+1*</w:t>
+      </w:r>
+      <w:r>
+        <w:rPr>
+          <w:sz w:val="24"/>
+          <w:vertAlign w:val="subscript"/>
+        </w:rPr>
+        <w:t xml:space="preserve"> </w:t>
+      </w:r>
+      <w:r>
+        <w:rPr>
+          <w:rFonts w:hint="eastAsia"/>
+          <w:sz w:val="24"/>
+        </w:rPr>
+        <w:t>w</w:t>
+      </w:r>
+      <w:r>
+        <w:rPr>
+          <w:sz w:val="24"/>
+          <w:vertAlign w:val="subscript"/>
+        </w:rPr>
+        <w:t>3</w:t>
+      </w:r>
+      <w:r>
+        <w:rPr>
+          <w:sz w:val="24"/>
+          <w:vertAlign w:val="subscript"/>
+        </w:rPr>
+        <w:t xml:space="preserve"> </w:t>
+      </w:r>
+      <w:r>
+        <w:rPr>
+          <w:sz w:val="24"/>
+        </w:rPr>
+        <w:t xml:space="preserve">+ </w:t>
+      </w:r>
+      <w:r>
+        <w:rPr>
+          <w:rFonts w:hint="eastAsia"/>
+          <w:sz w:val="24"/>
+        </w:rPr>
+        <w:t>b</w:t>
+      </w:r>
+      <w:r>
+        <w:rPr>
+          <w:sz w:val="24"/>
+        </w:rPr>
+        <w:t xml:space="preserve"> </w:t>
+      </w:r>
+      <w:r>
+        <w:rPr>
+          <w:sz w:val="24"/>
+        </w:rPr>
+        <w:t>=</w:t>
+      </w:r>
+      <w:r>
+        <w:rPr>
+          <w:sz w:val="24"/>
+        </w:rPr>
+        <w:t xml:space="preserve"> </w:t>
+      </w:r>
+      <w:r>
+        <w:rPr>
+          <w:sz w:val="24"/>
+        </w:rPr>
+        <w:t>66</w:t>
+      </w:r>
+    </w:p>
+    <w:p>
+      <w:pPr>
+        <w:pStyle w:val="a4"/>
+        <w:ind w:leftChars="0" w:left="360"/>
+        <w:rPr>
+          <w:sz w:val="24"/>
+        </w:rPr>
+      </w:pPr>
+      <w:r>
+        <w:rPr>
+          <w:sz w:val="24"/>
+        </w:rPr>
+        <w:t>6</w:t>
+      </w:r>
+      <w:r>
+        <w:rPr>
+          <w:sz w:val="24"/>
+        </w:rPr>
+        <w:t>5</w:t>
+      </w:r>
+      <w:r>
+        <w:rPr>
+          <w:sz w:val="24"/>
+        </w:rPr>
+        <w:t>*</w:t>
+      </w:r>
+      <w:r>
+        <w:rPr>
+          <w:rFonts w:hint="eastAsia"/>
+          <w:sz w:val="24"/>
+        </w:rPr>
+        <w:t>w</w:t>
+      </w:r>
+      <w:r>
+        <w:rPr>
+          <w:sz w:val="24"/>
+          <w:vertAlign w:val="subscript"/>
+        </w:rPr>
+        <w:t>1</w:t>
+      </w:r>
+      <w:r>
+        <w:rPr>
+          <w:sz w:val="24"/>
+        </w:rPr>
+        <w:t xml:space="preserve"> + 5.</w:t>
+      </w:r>
+      <w:r>
+        <w:rPr>
+          <w:sz w:val="24"/>
+        </w:rPr>
+        <w:t>0</w:t>
+      </w:r>
       <w:r>
         <w:rPr>
           <w:rFonts w:eastAsiaTheme="minorHAnsi"/>
-          <w:b/>
-          <w:color w:val="FF0000"/>
-        </w:rPr>
-        <w:t xml:space="preserve">(X) ∙ </w:t>
-      </w:r>
-      <w:r>
-        <w:rPr>
-          <w:rFonts w:eastAsiaTheme="minorHAnsi" w:hint="eastAsia"/>
-          <w:b/>
-          <w:color w:val="FF0000"/>
-        </w:rPr>
-        <w:t>Y</w:t>
-      </w:r>
+          <w:sz w:val="24"/>
+        </w:rPr>
+        <w:t>*</w:t>
+      </w:r>
+      <w:r>
+        <w:rPr>
+          <w:rFonts w:hint="eastAsia"/>
+          <w:sz w:val="24"/>
+        </w:rPr>
+        <w:t>w</w:t>
+      </w:r>
+      <w:r>
+        <w:rPr>
+          <w:sz w:val="24"/>
+          <w:vertAlign w:val="subscript"/>
+        </w:rPr>
+        <w:t xml:space="preserve">2 </w:t>
+      </w:r>
+      <w:r>
+        <w:rPr>
+          <w:sz w:val="24"/>
+        </w:rPr>
+        <w:t>+0</w:t>
+      </w:r>
+      <w:r>
+        <w:rPr>
+          <w:sz w:val="24"/>
+        </w:rPr>
+        <w:t>*</w:t>
+      </w:r>
+      <w:r>
+        <w:rPr>
+          <w:sz w:val="24"/>
+          <w:vertAlign w:val="subscript"/>
+        </w:rPr>
+        <w:t xml:space="preserve"> </w:t>
+      </w:r>
+      <w:r>
+        <w:rPr>
+          <w:rFonts w:hint="eastAsia"/>
+          <w:sz w:val="24"/>
+        </w:rPr>
+        <w:t>w</w:t>
+      </w:r>
+      <w:r>
+        <w:rPr>
+          <w:sz w:val="24"/>
+          <w:vertAlign w:val="subscript"/>
+        </w:rPr>
+        <w:t>3</w:t>
+      </w:r>
+      <w:r>
+        <w:rPr>
+          <w:sz w:val="24"/>
+          <w:vertAlign w:val="subscript"/>
+        </w:rPr>
+        <w:t xml:space="preserve"> </w:t>
+      </w:r>
+      <w:r>
+        <w:rPr>
+          <w:sz w:val="24"/>
+        </w:rPr>
+        <w:t xml:space="preserve">+ </w:t>
+      </w:r>
+      <w:r>
+        <w:rPr>
+          <w:rFonts w:hint="eastAsia"/>
+          <w:sz w:val="24"/>
+        </w:rPr>
+        <w:t>b</w:t>
+      </w:r>
+      <w:r>
+        <w:rPr>
+          <w:sz w:val="24"/>
+        </w:rPr>
+        <w:t xml:space="preserve"> </w:t>
+      </w:r>
+      <w:r>
+        <w:rPr>
+          <w:sz w:val="24"/>
+        </w:rPr>
+        <w:t>=</w:t>
+      </w:r>
+      <w:r>
+        <w:rPr>
+          <w:sz w:val="24"/>
+        </w:rPr>
+        <w:t xml:space="preserve"> </w:t>
+      </w:r>
+      <w:r>
+        <w:rPr>
+          <w:sz w:val="24"/>
+        </w:rPr>
+        <w:t>74</w:t>
+      </w:r>
+    </w:p>
+    <w:p>
+      <w:pPr>
+        <w:pStyle w:val="a4"/>
+        <w:ind w:leftChars="0" w:left="360"/>
+        <w:rPr>
+          <w:sz w:val="24"/>
+        </w:rPr>
+      </w:pPr>
+      <w:r>
+        <w:rPr>
+          <w:sz w:val="24"/>
+        </w:rPr>
+        <w:t>55</w:t>
+      </w:r>
+      <w:r>
+        <w:rPr>
+          <w:sz w:val="24"/>
+        </w:rPr>
+        <w:t>*</w:t>
+      </w:r>
+      <w:r>
+        <w:rPr>
+          <w:rFonts w:hint="eastAsia"/>
+          <w:sz w:val="24"/>
+        </w:rPr>
+        <w:t>w</w:t>
+      </w:r>
+      <w:r>
+        <w:rPr>
+          <w:sz w:val="24"/>
+          <w:vertAlign w:val="subscript"/>
+        </w:rPr>
+        <w:t>1</w:t>
+      </w:r>
+      <w:r>
+        <w:rPr>
+          <w:sz w:val="24"/>
+        </w:rPr>
+        <w:t xml:space="preserve"> + </w:t>
+      </w:r>
+      <w:r>
+        <w:rPr>
+          <w:sz w:val="24"/>
+        </w:rPr>
+        <w:t>6</w:t>
+      </w:r>
+      <w:r>
+        <w:rPr>
+          <w:sz w:val="24"/>
+        </w:rPr>
+        <w:t>.</w:t>
+      </w:r>
+      <w:r>
+        <w:rPr>
+          <w:sz w:val="24"/>
+        </w:rPr>
+        <w:t>0</w:t>
+      </w:r>
+      <w:r>
+        <w:rPr>
+          <w:rFonts w:eastAsiaTheme="minorHAnsi"/>
+          <w:sz w:val="24"/>
+        </w:rPr>
+        <w:t>*</w:t>
+      </w:r>
+      <w:r>
+        <w:rPr>
+          <w:rFonts w:hint="eastAsia"/>
+          <w:sz w:val="24"/>
+        </w:rPr>
+        <w:t>w</w:t>
+      </w:r>
+      <w:r>
+        <w:rPr>
+          <w:sz w:val="24"/>
+          <w:vertAlign w:val="subscript"/>
+        </w:rPr>
+        <w:t xml:space="preserve">2 </w:t>
+      </w:r>
+      <w:r>
+        <w:rPr>
+          <w:sz w:val="24"/>
+        </w:rPr>
+        <w:t>+1*</w:t>
+      </w:r>
+      <w:r>
+        <w:rPr>
+          <w:sz w:val="24"/>
+          <w:vertAlign w:val="subscript"/>
+        </w:rPr>
+        <w:t xml:space="preserve"> </w:t>
+      </w:r>
+      <w:r>
+        <w:rPr>
+          <w:rFonts w:hint="eastAsia"/>
+          <w:sz w:val="24"/>
+        </w:rPr>
+        <w:t>w</w:t>
+      </w:r>
+      <w:r>
+        <w:rPr>
+          <w:sz w:val="24"/>
+          <w:vertAlign w:val="subscript"/>
+        </w:rPr>
+        <w:t>3</w:t>
+      </w:r>
+      <w:r>
+        <w:rPr>
+          <w:sz w:val="24"/>
+          <w:vertAlign w:val="subscript"/>
+        </w:rPr>
+        <w:t xml:space="preserve"> </w:t>
+      </w:r>
+      <w:r>
+        <w:rPr>
+          <w:sz w:val="24"/>
+        </w:rPr>
+        <w:t xml:space="preserve">+ </w:t>
+      </w:r>
+      <w:r>
+        <w:rPr>
+          <w:rFonts w:hint="eastAsia"/>
+          <w:sz w:val="24"/>
+        </w:rPr>
+        <w:t>b</w:t>
+      </w:r>
+      <w:r>
+        <w:rPr>
+          <w:sz w:val="24"/>
+        </w:rPr>
+        <w:t xml:space="preserve"> </w:t>
+      </w:r>
+      <w:r>
+        <w:rPr>
+          <w:sz w:val="24"/>
+        </w:rPr>
+        <w:t>=</w:t>
+      </w:r>
+      <w:r>
+        <w:rPr>
+          <w:sz w:val="24"/>
+        </w:rPr>
+        <w:t xml:space="preserve"> </w:t>
+      </w:r>
+      <w:r>
+        <w:rPr>
+          <w:sz w:val="24"/>
+        </w:rPr>
+        <w:t>78</w:t>
+      </w:r>
+    </w:p>
+    <w:p>
+      <w:pPr>
+        <w:pStyle w:val="a4"/>
+        <w:ind w:leftChars="0" w:left="360"/>
+      </w:pPr>
+    </w:p>
+    <w:p>
+      <w:pPr>
+        <w:pStyle w:val="a4"/>
+        <w:numPr>
+          <w:ilvl w:val="0"/>
+          <w:numId w:val="4"/>
+        </w:numPr>
+        <w:ind w:leftChars="0"/>
+      </w:pPr>
+      <w:r>
+        <w:t xml:space="preserve">Matrix </w:t>
+      </w:r>
+      <w:r>
+        <w:rPr>
+          <w:rFonts w:hint="eastAsia"/>
+        </w:rPr>
+        <w:t>를 이용</w:t>
+      </w:r>
+      <w:r>
+        <w:rPr>
+          <w:rFonts w:hint="eastAsia"/>
+        </w:rPr>
+        <w:t xml:space="preserve"> </w:t>
+      </w:r>
+      <w:r>
+        <w:t>(</w:t>
+      </w:r>
+      <w:r>
+        <w:rPr>
+          <w:rFonts w:hint="eastAsia"/>
+        </w:rPr>
+        <w:t>선형대수)</w:t>
+      </w:r>
+    </w:p>
+    <w:tbl>
+      <w:tblPr>
+        <w:tblStyle w:val="a3"/>
+        <w:tblpPr w:leftFromText="142" w:rightFromText="142" w:vertAnchor="text" w:horzAnchor="page" w:tblpX="3767" w:tblpY="15"/>
+        <w:tblOverlap w:val="never"/>
+        <w:tblW w:w="0" w:type="auto"/>
+        <w:tblBorders>
+          <w:top w:val="none" w:sz="0" w:space="0" w:color="auto"/>
+          <w:left w:val="single" w:sz="4" w:space="0" w:color="000000" w:themeColor="text1"/>
+          <w:bottom w:val="none" w:sz="0" w:space="0" w:color="auto"/>
+          <w:right w:val="single" w:sz="4" w:space="0" w:color="000000" w:themeColor="text1"/>
+          <w:insideH w:val="none" w:sz="0" w:space="0" w:color="auto"/>
+          <w:insideV w:val="none" w:sz="0" w:space="0" w:color="auto"/>
+        </w:tblBorders>
+        <w:tblLook w:val="04A0" w:firstRow="1" w:lastRow="0" w:firstColumn="1" w:lastColumn="0" w:noHBand="0" w:noVBand="1"/>
+      </w:tblPr>
+      <w:tblGrid>
+        <w:gridCol w:w="489"/>
+      </w:tblGrid>
+      <w:tr>
+        <w:trPr>
+          <w:trHeight w:val="465"/>
+        </w:trPr>
+        <w:tc>
+          <w:tcPr>
+            <w:tcW w:w="489" w:type="dxa"/>
+          </w:tcPr>
+          <w:p>
+            <w:pPr>
+              <w:pStyle w:val="a4"/>
+              <w:ind w:leftChars="0" w:left="0"/>
+            </w:pPr>
+            <w:r>
+              <w:rPr>
+                <w:rFonts w:hint="eastAsia"/>
+              </w:rPr>
+              <w:t>w</w:t>
+            </w:r>
+            <w:r>
+              <w:rPr>
+                <w:vertAlign w:val="subscript"/>
+              </w:rPr>
+              <w:t>1</w:t>
+            </w:r>
+          </w:p>
+        </w:tc>
+      </w:tr>
+      <w:tr>
+        <w:trPr>
+          <w:trHeight w:val="456"/>
+        </w:trPr>
+        <w:tc>
+          <w:tcPr>
+            <w:tcW w:w="489" w:type="dxa"/>
+          </w:tcPr>
+          <w:p>
+            <w:pPr>
+              <w:pStyle w:val="a4"/>
+              <w:ind w:leftChars="0" w:left="0"/>
+            </w:pPr>
+            <w:r>
+              <w:rPr>
+                <w:rFonts w:hint="eastAsia"/>
+              </w:rPr>
+              <w:t>w</w:t>
+            </w:r>
+            <w:r>
+              <w:rPr>
+                <w:vertAlign w:val="subscript"/>
+              </w:rPr>
+              <w:t>2</w:t>
+            </w:r>
+          </w:p>
+        </w:tc>
+      </w:tr>
+      <w:tr>
+        <w:trPr>
+          <w:trHeight w:val="465"/>
+        </w:trPr>
+        <w:tc>
+          <w:tcPr>
+            <w:tcW w:w="489" w:type="dxa"/>
+          </w:tcPr>
+          <w:p>
+            <w:pPr>
+              <w:pStyle w:val="a4"/>
+              <w:ind w:leftChars="0" w:left="0"/>
+              <w:rPr>
+                <w:rFonts w:hint="eastAsia"/>
+                <w:vertAlign w:val="subscript"/>
+              </w:rPr>
+            </w:pPr>
+            <w:r>
+              <w:rPr>
+                <w:rFonts w:hint="eastAsia"/>
+              </w:rPr>
+              <w:t>w</w:t>
+            </w:r>
+            <w:r>
+              <w:rPr>
+                <w:vertAlign w:val="subscript"/>
+              </w:rPr>
+              <w:t>3</w:t>
+            </w:r>
+          </w:p>
+        </w:tc>
+      </w:tr>
+    </w:tbl>
+    <w:p>
+      <w:pPr>
+        <w:rPr>
+          <w:rFonts w:eastAsiaTheme="minorHAnsi"/>
+        </w:rPr>
+      </w:pPr>
+    </w:p>
+    <w:p>
+      <w:pPr>
+        <w:pStyle w:val="a4"/>
+        <w:ind w:leftChars="0" w:left="720"/>
+        <w:rPr>
+          <w:rFonts w:eastAsiaTheme="minorHAnsi"/>
+        </w:rPr>
+      </w:pPr>
+      <w:r>
+        <w:rPr>
+          <w:rFonts w:hint="eastAsia"/>
+        </w:rPr>
+        <w:t>(</w:t>
+      </w:r>
+      <w:r>
+        <w:t xml:space="preserve"> x</w:t>
+      </w:r>
+      <w:r>
+        <w:rPr>
+          <w:vertAlign w:val="subscript"/>
+        </w:rPr>
+        <w:t>1</w:t>
+      </w:r>
+      <w:r>
+        <w:rPr>
+          <w:vertAlign w:val="subscript"/>
+        </w:rPr>
+        <w:t xml:space="preserve">  </w:t>
+      </w:r>
+      <w:r>
+        <w:t>x</w:t>
+      </w:r>
+      <w:r>
+        <w:rPr>
+          <w:vertAlign w:val="subscript"/>
+        </w:rPr>
+        <w:t xml:space="preserve">2  </w:t>
+      </w:r>
+      <w:r>
+        <w:t>x</w:t>
+      </w:r>
+      <w:r>
+        <w:rPr>
+          <w:vertAlign w:val="subscript"/>
+        </w:rPr>
+        <w:t xml:space="preserve">3 </w:t>
+      </w:r>
+      <w:r>
+        <w:rPr>
+          <w:vertAlign w:val="subscript"/>
+        </w:rPr>
+        <w:t xml:space="preserve"> </w:t>
+      </w:r>
+      <w:r>
+        <w:t>)</w:t>
+      </w:r>
+      <w:r>
+        <w:t xml:space="preserve"> </w:t>
+      </w:r>
+      <w:r>
+        <w:rPr>
+          <w:rFonts w:eastAsiaTheme="minorHAnsi"/>
+        </w:rPr>
+        <w:t>∙</w:t>
+      </w:r>
+      <w:r>
+        <w:t xml:space="preserve"> </w:t>
+      </w:r>
+      <w:r>
+        <w:rPr>
+          <w:rFonts w:eastAsiaTheme="minorHAnsi"/>
+        </w:rPr>
+        <w:t>= (</w:t>
+      </w:r>
+      <w:r>
+        <w:t>x</w:t>
+      </w:r>
+      <w:r>
+        <w:rPr>
+          <w:vertAlign w:val="subscript"/>
+        </w:rPr>
+        <w:t>1</w:t>
+      </w:r>
+      <w:r>
+        <w:rPr>
+          <w:rFonts w:hint="eastAsia"/>
+        </w:rPr>
+        <w:t xml:space="preserve"> </w:t>
+      </w:r>
+      <w:r>
+        <w:rPr>
+          <w:rFonts w:hint="eastAsia"/>
+        </w:rPr>
+        <w:t>w</w:t>
+      </w:r>
+      <w:r>
+        <w:rPr>
+          <w:vertAlign w:val="subscript"/>
+        </w:rPr>
+        <w:t>1</w:t>
+      </w:r>
+      <w:r>
+        <w:t xml:space="preserve"> + x</w:t>
+      </w:r>
+      <w:r>
+        <w:rPr>
+          <w:vertAlign w:val="subscript"/>
+        </w:rPr>
+        <w:t>2</w:t>
+      </w:r>
+      <w:r>
+        <w:rPr>
+          <w:rFonts w:hint="eastAsia"/>
+        </w:rPr>
+        <w:t xml:space="preserve"> </w:t>
+      </w:r>
+      <w:r>
+        <w:rPr>
+          <w:rFonts w:hint="eastAsia"/>
+        </w:rPr>
+        <w:t>w</w:t>
+      </w:r>
+      <w:r>
+        <w:rPr>
+          <w:vertAlign w:val="subscript"/>
+        </w:rPr>
+        <w:t>2</w:t>
+      </w:r>
+      <w:r>
+        <w:rPr>
+          <w:vertAlign w:val="subscript"/>
+        </w:rPr>
+        <w:t xml:space="preserve"> + </w:t>
+      </w:r>
+      <w:r>
+        <w:t>x</w:t>
+      </w:r>
+      <w:r>
+        <w:rPr>
+          <w:vertAlign w:val="subscript"/>
+        </w:rPr>
+        <w:t>3</w:t>
+      </w:r>
+      <w:r>
+        <w:rPr>
+          <w:rFonts w:hint="eastAsia"/>
+        </w:rPr>
+        <w:t xml:space="preserve"> </w:t>
+      </w:r>
+      <w:r>
+        <w:rPr>
+          <w:rFonts w:hint="eastAsia"/>
+        </w:rPr>
+        <w:t>w</w:t>
+      </w:r>
+      <w:r>
+        <w:rPr>
+          <w:vertAlign w:val="subscript"/>
+        </w:rPr>
+        <w:t>3</w:t>
+      </w:r>
+      <w:r>
+        <w:rPr>
+          <w:vertAlign w:val="subscript"/>
+        </w:rPr>
+        <w:t xml:space="preserve"> </w:t>
+      </w:r>
+      <w:bookmarkStart w:id="0" w:name="_GoBack"/>
+      <w:bookmarkEnd w:id="0"/>
+      <w:r>
+        <w:rPr>
+          <w:rFonts w:eastAsiaTheme="minorHAnsi"/>
+        </w:rPr>
+        <w:t>)</w:t>
+      </w:r>
+    </w:p>
+    <w:p>
+      <w:pPr>
+        <w:pStyle w:val="a4"/>
+        <w:ind w:leftChars="0" w:left="720"/>
+        <w:rPr>
+          <w:rFonts w:eastAsiaTheme="minorHAnsi"/>
+        </w:rPr>
+      </w:pPr>
+    </w:p>
+    <w:p>
+      <w:pPr>
+        <w:pStyle w:val="a4"/>
+        <w:ind w:leftChars="0" w:left="720"/>
+      </w:pPr>
+    </w:p>
+    <w:p>
+      <w:pPr>
+        <w:pStyle w:val="a4"/>
+        <w:ind w:leftChars="0" w:left="720"/>
+      </w:pPr>
+    </w:p>
+    <w:p>
+      <w:pPr>
+        <w:pStyle w:val="a4"/>
+        <w:ind w:leftChars="0" w:left="720"/>
+      </w:pPr>
+    </w:p>
+    <w:p>
+      <w:pPr>
+        <w:pStyle w:val="a4"/>
+        <w:ind w:leftChars="0" w:left="720"/>
+      </w:pPr>
+      <w:r>
+        <w:rPr>
+          <w:rFonts w:hint="eastAsia"/>
+        </w:rPr>
+        <w:lastRenderedPageBreak/>
+        <w:t>H</w:t>
+      </w:r>
+      <w:r>
+        <w:t>(X) = XW</w:t>
+      </w:r>
+      <w:r>
+        <w:t xml:space="preserve"> </w:t>
+      </w:r>
+      <w:r>
+        <w:rPr>
+          <w:rFonts w:hint="eastAsia"/>
+        </w:rPr>
+        <w:t>+</w:t>
+      </w:r>
+      <w:r>
+        <w:t xml:space="preserve"> </w:t>
+      </w:r>
+      <w:r>
+        <w:rPr>
+          <w:rFonts w:hint="eastAsia"/>
+        </w:rPr>
+        <w:t>b</w:t>
+      </w:r>
+    </w:p>
+    <w:tbl>
+      <w:tblPr>
+        <w:tblStyle w:val="a3"/>
+        <w:tblpPr w:leftFromText="142" w:rightFromText="142" w:vertAnchor="text" w:horzAnchor="page" w:tblpX="4225" w:tblpY="209"/>
+        <w:tblOverlap w:val="never"/>
+        <w:tblW w:w="0" w:type="auto"/>
+        <w:tblBorders>
+          <w:top w:val="none" w:sz="0" w:space="0" w:color="auto"/>
+          <w:left w:val="single" w:sz="4" w:space="0" w:color="000000" w:themeColor="text1"/>
+          <w:bottom w:val="none" w:sz="0" w:space="0" w:color="auto"/>
+          <w:right w:val="single" w:sz="4" w:space="0" w:color="000000" w:themeColor="text1"/>
+          <w:insideH w:val="none" w:sz="0" w:space="0" w:color="auto"/>
+          <w:insideV w:val="none" w:sz="0" w:space="0" w:color="auto"/>
+        </w:tblBorders>
+        <w:tblLook w:val="04A0" w:firstRow="1" w:lastRow="0" w:firstColumn="1" w:lastColumn="0" w:noHBand="0" w:noVBand="1"/>
+      </w:tblPr>
+      <w:tblGrid>
+        <w:gridCol w:w="489"/>
+      </w:tblGrid>
+      <w:tr>
+        <w:trPr>
+          <w:trHeight w:val="465"/>
+        </w:trPr>
+        <w:tc>
+          <w:tcPr>
+            <w:tcW w:w="489" w:type="dxa"/>
+          </w:tcPr>
+          <w:p>
+            <w:pPr>
+              <w:pStyle w:val="a4"/>
+              <w:ind w:leftChars="0" w:left="0"/>
+            </w:pPr>
+            <w:r>
+              <w:rPr>
+                <w:rFonts w:hint="eastAsia"/>
+              </w:rPr>
+              <w:t>w</w:t>
+            </w:r>
+            <w:r>
+              <w:rPr>
+                <w:vertAlign w:val="subscript"/>
+              </w:rPr>
+              <w:t>1</w:t>
+            </w:r>
+          </w:p>
+        </w:tc>
+      </w:tr>
+      <w:tr>
+        <w:trPr>
+          <w:trHeight w:val="456"/>
+        </w:trPr>
+        <w:tc>
+          <w:tcPr>
+            <w:tcW w:w="489" w:type="dxa"/>
+          </w:tcPr>
+          <w:p>
+            <w:pPr>
+              <w:pStyle w:val="a4"/>
+              <w:ind w:leftChars="0" w:left="0"/>
+            </w:pPr>
+            <w:r>
+              <w:rPr>
+                <w:rFonts w:hint="eastAsia"/>
+              </w:rPr>
+              <w:t>w</w:t>
+            </w:r>
+            <w:r>
+              <w:rPr>
+                <w:vertAlign w:val="subscript"/>
+              </w:rPr>
+              <w:t>2</w:t>
+            </w:r>
+          </w:p>
+        </w:tc>
+      </w:tr>
+      <w:tr>
+        <w:trPr>
+          <w:trHeight w:val="465"/>
+        </w:trPr>
+        <w:tc>
+          <w:tcPr>
+            <w:tcW w:w="489" w:type="dxa"/>
+          </w:tcPr>
+          <w:p>
+            <w:pPr>
+              <w:pStyle w:val="a4"/>
+              <w:ind w:leftChars="0" w:left="0"/>
+            </w:pPr>
+            <w:r>
+              <w:rPr>
+                <w:rFonts w:hint="eastAsia"/>
+              </w:rPr>
+              <w:t>w</w:t>
+            </w:r>
+            <w:r>
+              <w:rPr>
+                <w:vertAlign w:val="subscript"/>
+              </w:rPr>
+              <w:t>3</w:t>
+            </w:r>
+          </w:p>
+        </w:tc>
+      </w:tr>
+    </w:tbl>
+    <w:tbl>
+      <w:tblPr>
+        <w:tblStyle w:val="a3"/>
+        <w:tblpPr w:leftFromText="142" w:rightFromText="142" w:vertAnchor="text" w:horzAnchor="page" w:tblpX="5749" w:tblpY="137"/>
+        <w:tblOverlap w:val="never"/>
+        <w:tblW w:w="0" w:type="auto"/>
+        <w:tblBorders>
+          <w:top w:val="none" w:sz="0" w:space="0" w:color="auto"/>
+          <w:left w:val="single" w:sz="4" w:space="0" w:color="000000" w:themeColor="text1"/>
+          <w:bottom w:val="none" w:sz="0" w:space="0" w:color="auto"/>
+          <w:right w:val="single" w:sz="4" w:space="0" w:color="000000" w:themeColor="text1"/>
+          <w:insideH w:val="none" w:sz="0" w:space="0" w:color="auto"/>
+          <w:insideV w:val="none" w:sz="0" w:space="0" w:color="auto"/>
+        </w:tblBorders>
+        <w:tblLook w:val="04A0" w:firstRow="1" w:lastRow="0" w:firstColumn="1" w:lastColumn="0" w:noHBand="0" w:noVBand="1"/>
+      </w:tblPr>
+      <w:tblGrid>
+        <w:gridCol w:w="704"/>
+      </w:tblGrid>
+      <w:tr>
+        <w:trPr>
+          <w:trHeight w:val="465"/>
+        </w:trPr>
+        <w:tc>
+          <w:tcPr>
+            <w:tcW w:w="704" w:type="dxa"/>
+          </w:tcPr>
+          <w:p>
+            <w:pPr>
+              <w:pStyle w:val="a4"/>
+              <w:ind w:leftChars="0" w:left="0"/>
+            </w:pPr>
+            <w:r>
+              <w:t>66</w:t>
+            </w:r>
+          </w:p>
+        </w:tc>
+      </w:tr>
+      <w:tr>
+        <w:trPr>
+          <w:trHeight w:val="456"/>
+        </w:trPr>
+        <w:tc>
+          <w:tcPr>
+            <w:tcW w:w="704" w:type="dxa"/>
+          </w:tcPr>
+          <w:p>
+            <w:pPr>
+              <w:pStyle w:val="a4"/>
+              <w:ind w:leftChars="0" w:left="0"/>
+            </w:pPr>
+            <w:r>
+              <w:rPr>
+                <w:rFonts w:hint="eastAsia"/>
+              </w:rPr>
+              <w:t>7</w:t>
+            </w:r>
+            <w:r>
+              <w:t>4</w:t>
+            </w:r>
+          </w:p>
+        </w:tc>
+      </w:tr>
+      <w:tr>
+        <w:trPr>
+          <w:trHeight w:val="465"/>
+        </w:trPr>
+        <w:tc>
+          <w:tcPr>
+            <w:tcW w:w="704" w:type="dxa"/>
+          </w:tcPr>
+          <w:p>
+            <w:r>
+              <w:rPr>
+                <w:rFonts w:hint="eastAsia"/>
+              </w:rPr>
+              <w:t>7</w:t>
+            </w:r>
+            <w:r>
+              <w:t>8</w:t>
+            </w:r>
+          </w:p>
+        </w:tc>
+      </w:tr>
+    </w:tbl>
+    <w:tbl>
+      <w:tblPr>
+        <w:tblStyle w:val="a3"/>
+        <w:tblpPr w:leftFromText="142" w:rightFromText="142" w:vertAnchor="text" w:horzAnchor="page" w:tblpX="2245" w:tblpY="185"/>
+        <w:tblOverlap w:val="never"/>
+        <w:tblW w:w="0" w:type="auto"/>
+        <w:tblBorders>
+          <w:top w:val="none" w:sz="0" w:space="0" w:color="auto"/>
+          <w:left w:val="single" w:sz="4" w:space="0" w:color="000000" w:themeColor="text1"/>
+          <w:bottom w:val="none" w:sz="0" w:space="0" w:color="auto"/>
+          <w:right w:val="single" w:sz="4" w:space="0" w:color="000000" w:themeColor="text1"/>
+          <w:insideH w:val="none" w:sz="0" w:space="0" w:color="auto"/>
+          <w:insideV w:val="none" w:sz="0" w:space="0" w:color="auto"/>
+        </w:tblBorders>
+        <w:tblLook w:val="04A0" w:firstRow="1" w:lastRow="0" w:firstColumn="1" w:lastColumn="0" w:noHBand="0" w:noVBand="1"/>
+      </w:tblPr>
+      <w:tblGrid>
+        <w:gridCol w:w="1413"/>
+      </w:tblGrid>
+      <w:tr>
+        <w:trPr>
+          <w:trHeight w:val="465"/>
+        </w:trPr>
+        <w:tc>
+          <w:tcPr>
+            <w:tcW w:w="1413" w:type="dxa"/>
+          </w:tcPr>
+          <w:p>
+            <w:pPr>
+              <w:pStyle w:val="a4"/>
+              <w:ind w:leftChars="0" w:left="0"/>
+            </w:pPr>
+            <w:r>
+              <w:t>60  5.5  1</w:t>
+            </w:r>
+            <w:r>
+              <w:t xml:space="preserve"> </w:t>
+            </w:r>
+          </w:p>
+        </w:tc>
+      </w:tr>
+      <w:tr>
+        <w:trPr>
+          <w:trHeight w:val="456"/>
+        </w:trPr>
+        <w:tc>
+          <w:tcPr>
+            <w:tcW w:w="1413" w:type="dxa"/>
+          </w:tcPr>
+          <w:p>
+            <w:pPr>
+              <w:pStyle w:val="a4"/>
+              <w:ind w:leftChars="0" w:left="0"/>
+            </w:pPr>
+            <w:r>
+              <w:t>65  5.0  0</w:t>
+            </w:r>
+          </w:p>
+        </w:tc>
+      </w:tr>
+      <w:tr>
+        <w:trPr>
+          <w:trHeight w:val="465"/>
+        </w:trPr>
+        <w:tc>
+          <w:tcPr>
+            <w:tcW w:w="1413" w:type="dxa"/>
+          </w:tcPr>
+          <w:p>
+            <w:r>
+              <w:rPr>
+                <w:rFonts w:hint="eastAsia"/>
+              </w:rPr>
+              <w:t>55  6.0  1</w:t>
+            </w:r>
+          </w:p>
+        </w:tc>
+      </w:tr>
+    </w:tbl>
+    <w:p>
+      <w:pPr>
+        <w:pStyle w:val="a4"/>
+        <w:ind w:leftChars="0" w:left="720"/>
+      </w:pPr>
+    </w:p>
+    <w:p>
+      <w:pPr>
+        <w:pStyle w:val="a4"/>
+        <w:ind w:leftChars="0" w:left="720"/>
+      </w:pPr>
+    </w:p>
+    <w:p>
+      <w:pPr>
+        <w:pStyle w:val="a4"/>
+        <w:ind w:leftChars="0" w:left="720"/>
+      </w:pPr>
+      <w:r>
+        <w:rPr>
+          <w:rFonts w:hint="eastAsia"/>
+        </w:rPr>
+        <w:t xml:space="preserve"> </w:t>
+      </w:r>
+      <w:r>
+        <w:t xml:space="preserve"> =   </w:t>
+      </w:r>
+    </w:p>
+    <w:p>
+      <w:pPr>
+        <w:pStyle w:val="a4"/>
+        <w:ind w:leftChars="0" w:left="720"/>
+      </w:pPr>
+    </w:p>
+    <w:p>
+      <w:pPr>
+        <w:pStyle w:val="a4"/>
+        <w:ind w:leftChars="0" w:left="360"/>
+      </w:pPr>
+    </w:p>
+    <w:p>
+      <w:pPr>
+        <w:pStyle w:val="a4"/>
+        <w:ind w:leftChars="0" w:left="360"/>
+      </w:pPr>
+      <w:r>
+        <w:rPr>
+          <w:rFonts w:hint="eastAsia"/>
+        </w:rPr>
+        <w:t xml:space="preserve"> </w:t>
+      </w:r>
+      <w:r>
+        <w:t xml:space="preserve">       4 </w:t>
+      </w:r>
+      <w:r>
+        <w:rPr>
+          <w:rFonts w:hint="eastAsia"/>
+        </w:rPr>
+        <w:t>X</w:t>
+      </w:r>
+      <w:r>
+        <w:t xml:space="preserve"> 3 </w:t>
+      </w:r>
+      <w:r>
+        <w:rPr>
+          <w:rFonts w:hint="eastAsia"/>
+        </w:rPr>
+        <w:t xml:space="preserve">행렬 </w:t>
+      </w:r>
+      <w:r>
+        <w:t xml:space="preserve">  </w:t>
+      </w:r>
+      <w:r>
+        <w:rPr>
+          <w:rFonts w:eastAsiaTheme="minorHAnsi"/>
+        </w:rPr>
+        <w:t>∙</w:t>
+      </w:r>
+      <w:r>
+        <w:t xml:space="preserve">  3 </w:t>
+      </w:r>
+      <w:r>
+        <w:rPr>
+          <w:rFonts w:hint="eastAsia"/>
+        </w:rPr>
+        <w:t>x</w:t>
+      </w:r>
+      <w:r>
+        <w:t xml:space="preserve"> </w:t>
+      </w:r>
+      <w:r>
+        <w:rPr>
+          <w:rFonts w:hint="eastAsia"/>
+        </w:rPr>
+        <w:t>1</w:t>
+      </w:r>
+      <w:r>
+        <w:t xml:space="preserve"> </w:t>
+      </w:r>
+      <w:r>
+        <w:rPr>
+          <w:rFonts w:hint="eastAsia"/>
+        </w:rPr>
+        <w:t xml:space="preserve">행렬 </w:t>
+      </w:r>
+      <w:r>
+        <w:t>= 4</w:t>
+      </w:r>
+      <w:r>
+        <w:t xml:space="preserve"> </w:t>
+      </w:r>
+      <w:r>
+        <w:rPr>
+          <w:rFonts w:hint="eastAsia"/>
+        </w:rPr>
+        <w:t xml:space="preserve">x </w:t>
+      </w:r>
+      <w:r>
+        <w:t xml:space="preserve">1 </w:t>
+      </w:r>
+      <w:r>
+        <w:rPr>
+          <w:rFonts w:hint="eastAsia"/>
+        </w:rPr>
+        <w:t>행렬</w:t>
+      </w:r>
+    </w:p>
+    <w:p>
+      <w:pPr>
+        <w:pStyle w:val="a4"/>
+        <w:ind w:leftChars="0" w:left="360"/>
+      </w:pPr>
+      <w:r>
+        <w:rPr>
+          <w:rFonts w:hint="eastAsia"/>
+        </w:rPr>
+        <w:t xml:space="preserve">역행렬을 이용해서 </w:t>
+      </w:r>
+    </w:p>
+    <w:tbl>
+      <w:tblPr>
+        <w:tblStyle w:val="a3"/>
+        <w:tblpPr w:leftFromText="142" w:rightFromText="142" w:vertAnchor="text" w:horzAnchor="page" w:tblpX="2377" w:tblpY="55"/>
+        <w:tblOverlap w:val="never"/>
+        <w:tblW w:w="0" w:type="auto"/>
+        <w:tblBorders>
+          <w:top w:val="none" w:sz="0" w:space="0" w:color="auto"/>
+          <w:left w:val="single" w:sz="4" w:space="0" w:color="000000" w:themeColor="text1"/>
+          <w:bottom w:val="none" w:sz="0" w:space="0" w:color="auto"/>
+          <w:right w:val="single" w:sz="4" w:space="0" w:color="000000" w:themeColor="text1"/>
+          <w:insideH w:val="none" w:sz="0" w:space="0" w:color="auto"/>
+          <w:insideV w:val="none" w:sz="0" w:space="0" w:color="auto"/>
+        </w:tblBorders>
+        <w:tblLook w:val="04A0" w:firstRow="1" w:lastRow="0" w:firstColumn="1" w:lastColumn="0" w:noHBand="0" w:noVBand="1"/>
+      </w:tblPr>
+      <w:tblGrid>
+        <w:gridCol w:w="489"/>
+      </w:tblGrid>
+      <w:tr>
+        <w:trPr>
+          <w:trHeight w:val="465"/>
+        </w:trPr>
+        <w:tc>
+          <w:tcPr>
+            <w:tcW w:w="489" w:type="dxa"/>
+          </w:tcPr>
+          <w:p>
+            <w:pPr>
+              <w:pStyle w:val="a4"/>
+              <w:ind w:leftChars="0" w:left="0"/>
+            </w:pPr>
+            <w:r>
+              <w:rPr>
+                <w:rFonts w:hint="eastAsia"/>
+              </w:rPr>
+              <w:t>w</w:t>
+            </w:r>
+            <w:r>
+              <w:rPr>
+                <w:vertAlign w:val="subscript"/>
+              </w:rPr>
+              <w:t>1</w:t>
+            </w:r>
+          </w:p>
+        </w:tc>
+      </w:tr>
+      <w:tr>
+        <w:trPr>
+          <w:trHeight w:val="456"/>
+        </w:trPr>
+        <w:tc>
+          <w:tcPr>
+            <w:tcW w:w="489" w:type="dxa"/>
+          </w:tcPr>
+          <w:p>
+            <w:pPr>
+              <w:pStyle w:val="a4"/>
+              <w:ind w:leftChars="0" w:left="0"/>
+            </w:pPr>
+            <w:r>
+              <w:rPr>
+                <w:rFonts w:hint="eastAsia"/>
+              </w:rPr>
+              <w:t>w</w:t>
+            </w:r>
+            <w:r>
+              <w:rPr>
+                <w:vertAlign w:val="subscript"/>
+              </w:rPr>
+              <w:t>2</w:t>
+            </w:r>
+          </w:p>
+        </w:tc>
+      </w:tr>
+      <w:tr>
+        <w:trPr>
+          <w:trHeight w:val="465"/>
+        </w:trPr>
+        <w:tc>
+          <w:tcPr>
+            <w:tcW w:w="489" w:type="dxa"/>
+          </w:tcPr>
+          <w:p>
+            <w:pPr>
+              <w:pStyle w:val="a4"/>
+              <w:ind w:leftChars="0" w:left="0"/>
+            </w:pPr>
+            <w:r>
+              <w:rPr>
+                <w:rFonts w:hint="eastAsia"/>
+              </w:rPr>
+              <w:t>w</w:t>
+            </w:r>
+            <w:r>
+              <w:rPr>
+                <w:vertAlign w:val="subscript"/>
+              </w:rPr>
+              <w:t>3</w:t>
+            </w:r>
+          </w:p>
+        </w:tc>
+      </w:tr>
+    </w:tbl>
+    <w:p>
+      <w:pPr>
+        <w:pStyle w:val="a4"/>
+        <w:ind w:leftChars="0" w:left="360"/>
+      </w:pPr>
+      <w:r>
+        <w:rPr>
+          <w:rFonts w:hint="eastAsia"/>
+        </w:rPr>
+        <w:t xml:space="preserve"> </w:t>
+      </w:r>
+    </w:p>
+    <w:p>
+      <w:pPr>
+        <w:pStyle w:val="a4"/>
+        <w:ind w:leftChars="0" w:left="360" w:firstLineChars="200" w:firstLine="400"/>
+      </w:pPr>
+      <w:r>
+        <w:t xml:space="preserve">=     </w:t>
+      </w:r>
+      <w:r>
+        <w:rPr>
+          <w:rFonts w:hint="eastAsia"/>
+        </w:rPr>
+        <w:t xml:space="preserve">역행렬 </w:t>
+      </w:r>
+      <w:r>
+        <w:rPr>
+          <w:rFonts w:eastAsiaTheme="minorHAnsi"/>
+        </w:rPr>
+        <w:t>∙</w:t>
+      </w:r>
+      <w:r>
+        <w:t xml:space="preserve"> Y</w:t>
+      </w:r>
+    </w:p>
+    <w:p>
+      <w:pPr>
+        <w:pStyle w:val="a4"/>
+        <w:ind w:leftChars="0" w:left="360"/>
+      </w:pPr>
     </w:p>
     <w:sectPr>
       <w:pgSz w:w="11906" w:h="16838"/>
@@ -2970,7 +5010,7 @@
 </file>
 
 <file path=word/numbering.xml><?xml version="1.0" encoding="utf-8"?>
-<w:numbering xmlns:wpc="http://schemas.microsoft.com/office/word/2010/wordprocessingCanvas" xmlns:cx="http://schemas.microsoft.com/office/drawing/2014/chartex" xmlns:cx1="http://schemas.microsoft.com/office/drawing/2015/9/8/chartex" xmlns:cx2="http://schemas.microsoft.com/office/drawing/2015/10/21/chartex" xmlns:cx3="http://schemas.microsoft.com/office/drawing/2016/5/9/chartex" xmlns:cx4="http://schemas.microsoft.com/office/drawing/2016/5/10/chartex" xmlns:cx5="http://schemas.microsoft.com/office/drawing/2016/5/11/chartex" xmlns:cx6="http://schemas.microsoft.com/office/drawing/2016/5/12/chartex" xmlns:cx7="http://schemas.microsoft.com/office/drawing/2016/5/13/chartex" xmlns:cx8="http://schemas.microsoft.com/office/drawing/2016/5/14/chartex" xmlns:mc="http://schemas.openxmlformats.org/markup-compatibility/2006" xmlns:aink="http://schemas.microsoft.com/office/drawing/2016/ink" xmlns:am3d="http://schemas.microsoft.com/office/drawing/2017/model3d" xmlns:o="urn:schemas-microsoft-com:office:office" xmlns:oel="http://schemas.microsoft.com/office/2019/extlst" xmlns:r="http://schemas.openxmlformats.org/officeDocument/2006/relationships" xmlns:m="http://schemas.openxmlformats.org/officeDocument/2006/math" xmlns:v="urn:schemas-microsoft-com:vml" xmlns:wp14="http://schemas.microsoft.com/office/word/2010/wordprocessingDrawing" xmlns:wp="http://schemas.openxmlformats.org/drawingml/2006/wordprocessingDrawing" xmlns:w10="urn:schemas-microsoft-com:office:word" xmlns:w="http://schemas.openxmlformats.org/wordprocessingml/2006/main" xmlns:w14="http://schemas.microsoft.com/office/word/2010/wordml" xmlns:w15="http://schemas.microsoft.com/office/word/2012/wordml" xmlns:w16cex="http://schemas.microsoft.com/office/word/2018/wordml/cex" xmlns:w16cid="http://schemas.microsoft.com/office/word/2016/wordml/cid" xmlns:w16="http://schemas.microsoft.com/office/word/2018/wordml" xmlns:w16du="http://schemas.microsoft.com/office/word/2023/wordml/word16du" xmlns:w16sdtdh="http://schemas.microsoft.com/office/word/2020/wordml/sdtdatahash" xmlns:w16sdtfl="http://schemas.microsoft.com/office/word/2024/wordml/sdtformatlock" xmlns:w16se="http://schemas.microsoft.com/office/word/2015/wordml/symex" xmlns:wpg="http://schemas.microsoft.com/office/word/2010/wordprocessingGroup" xmlns:wpi="http://schemas.microsoft.com/office/word/2010/wordprocessingInk" xmlns:wne="http://schemas.microsoft.com/office/word/2006/wordml" xmlns:wps="http://schemas.microsoft.com/office/word/2010/wordprocessingShape" mc:Ignorable="w14 w15 w16se w16cid w16 w16cex w16sdtdh w16sdtfl w16du wp14">
+<w:numbering xmlns:wpc="http://schemas.microsoft.com/office/word/2010/wordprocessingCanvas" xmlns:cx="http://schemas.microsoft.com/office/drawing/2014/chartex" xmlns:mc="http://schemas.openxmlformats.org/markup-compatibility/2006" xmlns:o="urn:schemas-microsoft-com:office:office" xmlns:r="http://schemas.openxmlformats.org/officeDocument/2006/relationships" xmlns:m="http://schemas.openxmlformats.org/officeDocument/2006/math" xmlns:v="urn:schemas-microsoft-com:vml" xmlns:wp14="http://schemas.microsoft.com/office/word/2010/wordprocessingDrawing" xmlns:wp="http://schemas.openxmlformats.org/drawingml/2006/wordprocessingDrawing" xmlns:w10="urn:schemas-microsoft-com:office:word" xmlns:w="http://schemas.openxmlformats.org/wordprocessingml/2006/main" xmlns:w14="http://schemas.microsoft.com/office/word/2010/wordml" xmlns:w15="http://schemas.microsoft.com/office/word/2012/wordml" xmlns:w16se="http://schemas.microsoft.com/office/word/2015/wordml/symex" xmlns:wpg="http://schemas.microsoft.com/office/word/2010/wordprocessingGroup" xmlns:wpi="http://schemas.microsoft.com/office/word/2010/wordprocessingInk" xmlns:wne="http://schemas.microsoft.com/office/word/2006/wordml" xmlns:wps="http://schemas.microsoft.com/office/word/2010/wordprocessingShape" mc:Ignorable="w14 w15 w16se wp14">
   <w:abstractNum w:abstractNumId="0" w15:restartNumberingAfterBreak="0">
     <w:nsid w:val="18536943"/>
     <w:multiLevelType w:val="hybridMultilevel"/>
@@ -3645,32 +5685,32 @@
       </w:pPr>
     </w:lvl>
   </w:abstractNum>
-  <w:num w:numId="1" w16cid:durableId="1594780833">
+  <w:num w:numId="1">
     <w:abstractNumId w:val="5"/>
   </w:num>
-  <w:num w:numId="2" w16cid:durableId="116030784">
+  <w:num w:numId="2">
     <w:abstractNumId w:val="6"/>
   </w:num>
-  <w:num w:numId="3" w16cid:durableId="1050301398">
+  <w:num w:numId="3">
     <w:abstractNumId w:val="0"/>
   </w:num>
-  <w:num w:numId="4" w16cid:durableId="548685794">
+  <w:num w:numId="4">
     <w:abstractNumId w:val="2"/>
   </w:num>
-  <w:num w:numId="5" w16cid:durableId="1906723753">
+  <w:num w:numId="5">
     <w:abstractNumId w:val="3"/>
   </w:num>
-  <w:num w:numId="6" w16cid:durableId="1152715887">
+  <w:num w:numId="6">
     <w:abstractNumId w:val="4"/>
   </w:num>
-  <w:num w:numId="7" w16cid:durableId="809905555">
+  <w:num w:numId="7">
     <w:abstractNumId w:val="1"/>
   </w:num>
 </w:numbering>
 </file>
 
 <file path=word/styles.xml><?xml version="1.0" encoding="utf-8"?>
-<w:styles xmlns:mc="http://schemas.openxmlformats.org/markup-compatibility/2006" xmlns:r="http://schemas.openxmlformats.org/officeDocument/2006/relationships" xmlns:w="http://schemas.openxmlformats.org/wordprocessingml/2006/main" xmlns:w14="http://schemas.microsoft.com/office/word/2010/wordml" xmlns:w15="http://schemas.microsoft.com/office/word/2012/wordml" xmlns:w16cex="http://schemas.microsoft.com/office/word/2018/wordml/cex" xmlns:w16cid="http://schemas.microsoft.com/office/word/2016/wordml/cid" xmlns:w16="http://schemas.microsoft.com/office/word/2018/wordml" xmlns:w16du="http://schemas.microsoft.com/office/word/2023/wordml/word16du" xmlns:w16sdtdh="http://schemas.microsoft.com/office/word/2020/wordml/sdtdatahash" xmlns:w16sdtfl="http://schemas.microsoft.com/office/word/2024/wordml/sdtformatlock" xmlns:w16se="http://schemas.microsoft.com/office/word/2015/wordml/symex" mc:Ignorable="w14 w15 w16se w16cid w16 w16cex w16sdtdh w16sdtfl w16du">
+<w:styles xmlns:mc="http://schemas.openxmlformats.org/markup-compatibility/2006" xmlns:r="http://schemas.openxmlformats.org/officeDocument/2006/relationships" xmlns:w="http://schemas.openxmlformats.org/wordprocessingml/2006/main" xmlns:w14="http://schemas.microsoft.com/office/word/2010/wordml" xmlns:w15="http://schemas.microsoft.com/office/word/2012/wordml" xmlns:w16se="http://schemas.microsoft.com/office/word/2015/wordml/symex" mc:Ignorable="w14 w15 w16se">
   <w:docDefaults>
     <w:rPrDefault>
       <w:rPr>
@@ -3687,7 +5727,7 @@
       </w:pPr>
     </w:pPrDefault>
   </w:docDefaults>
-  <w:latentStyles w:defLockedState="0" w:defUIPriority="99" w:defSemiHidden="0" w:defUnhideWhenUsed="0" w:defQFormat="0" w:count="376">
+  <w:latentStyles w:defLockedState="0" w:defUIPriority="99" w:defSemiHidden="0" w:defUnhideWhenUsed="0" w:defQFormat="0" w:count="371">
     <w:lsdException w:name="Normal" w:uiPriority="0" w:qFormat="1"/>
     <w:lsdException w:name="heading 1" w:uiPriority="9" w:qFormat="1"/>
     <w:lsdException w:name="heading 2" w:semiHidden="1" w:uiPriority="9" w:unhideWhenUsed="1" w:qFormat="1"/>
@@ -4059,11 +6099,6 @@
     <w:lsdException w:name="List Table 5 Dark Accent 6" w:uiPriority="50"/>
     <w:lsdException w:name="List Table 6 Colorful Accent 6" w:uiPriority="51"/>
     <w:lsdException w:name="List Table 7 Colorful Accent 6" w:uiPriority="52"/>
-    <w:lsdException w:name="Mention" w:semiHidden="1" w:unhideWhenUsed="1"/>
-    <w:lsdException w:name="Smart Hyperlink" w:semiHidden="1" w:unhideWhenUsed="1"/>
-    <w:lsdException w:name="Hashtag" w:semiHidden="1" w:unhideWhenUsed="1"/>
-    <w:lsdException w:name="Unresolved Mention" w:semiHidden="1" w:unhideWhenUsed="1"/>
-    <w:lsdException w:name="Smart Link" w:semiHidden="1" w:unhideWhenUsed="1"/>
   </w:latentStyles>
   <w:style w:type="paragraph" w:default="1" w:styleId="a">
     <w:name w:val="Normal"/>
@@ -4479,7 +6514,7 @@
 </file>
 
 <file path=customXml/itemProps1.xml><?xml version="1.0" encoding="utf-8"?>
-<ds:datastoreItem xmlns:ds="http://schemas.openxmlformats.org/officeDocument/2006/customXml" ds:itemID="{509377FA-5CF3-4704-BFB3-4FC1CE7DB3C0}">
+<ds:datastoreItem xmlns:ds="http://schemas.openxmlformats.org/officeDocument/2006/customXml" ds:itemID="{87FE22FE-A0DE-4A8C-B71B-57E0563D1D3E}">
   <ds:schemaRefs>
     <ds:schemaRef ds:uri="http://schemas.openxmlformats.org/officeDocument/2006/bibliography"/>
   </ds:schemaRefs>
